--- a/dist/BO_NOP_HOAN_CHINH_2026-06/3_luan_an_chuong_phu_luc/chuong_3_phuong_phap_vi.docx
+++ b/dist/BO_NOP_HOAN_CHINH_2026-06/3_luan_an_chuong_phu_luc/chuong_3_phuong_phap_vi.docx
@@ -114,7 +114,7 @@
         <w:t xml:space="preserve">Đóng góp mới</w:t>
       </w:r>
       <w:r>
-        <w:t xml:space="preserve">: Áp dụng thiết kế hỗn hợp cho một luận án duy nhất về quốc tế hóa–hiệu quả doanh nghiệp trong bối cảnh châu Á và Thái Bình Dương với</w:t>
+        <w:t xml:space="preserve">: Áp dụng thiết kế hỗn hợp cho một luận án duy nhất về quốc tế hóa–hiệu quả hoạt động kinh doanh của doanh nghiệp trong bối cảnh châu Á và Thái Bình Dương với</w:t>
       </w:r>
       <w:r>
         <w:t xml:space="preserve"> </w:t>
@@ -451,7 +451,7 @@
         <w:pStyle w:val="FirstParagraph"/>
       </w:pPr>
       <w:r>
-        <w:t xml:space="preserve">Bốn bước Nhận diện, Sàng lọc, Đủ điều kiện và Đưa vào theo hướng dẫn PRISMA 2020 (Page et al., 2021). tiêu chí lựa chọn: nghiên cứu thực nghiệm ở cấp doanh nghiệp, có đo lường quốc tế hóa và hiệu quả doanh nghiệp, có đủ thống kê để tính cỡ ảnh hưởng (Pearson</w:t>
+        <w:t xml:space="preserve">Bốn bước Nhận diện, Sàng lọc, Đủ điều kiện và Đưa vào theo hướng dẫn PRISMA 2020 (Page et al., 2021). tiêu chí lựa chọn: nghiên cứu thực nghiệm ở cấp doanh nghiệp, có đo lường quốc tế hóa và hiệu quả hoạt động kinh doanh của doanh nghiệp, có đủ thống kê để tính cỡ ảnh hưởng (Pearson</w:t>
       </w:r>
       <w:r>
         <w:t xml:space="preserve"> </w:t>
@@ -1078,7 +1078,7 @@
         <w:t xml:space="preserve">Đóng góp mới</w:t>
       </w:r>
       <w:r>
-        <w:t xml:space="preserve">: lập luận rõ ràng về hiệu quả doanh nghiệp là khái niệm đa chiều và việc lựa chọn thước đo phải phù hợp với bối cảnh dữ liệu (xem Chương 2).</w:t>
+        <w:t xml:space="preserve">: lập luận rõ ràng về hiệu quả hoạt động kinh doanh của doanh nghiệp là khái niệm đa chiều và việc lựa chọn thước đo phải phù hợp với bối cảnh dữ liệu (xem Chương 2).</w:t>
       </w:r>
     </w:p>
     <w:bookmarkEnd w:id="33"/>
@@ -20813,7 +20813,7 @@
               <w:jc w:val="left"/>
             </w:pPr>
             <w:r>
-              <w:t xml:space="preserve">Lập luận rõ về hiệu quả doanh nghiệp đa chiều trong bối cảnh WBES</w:t>
+              <w:t xml:space="preserve">Lập luận rõ về hiệu quả hoạt động kinh doanh của doanh nghiệp đa chiều trong bối cảnh WBES</w:t>
             </w:r>
           </w:p>
         </w:tc>

--- a/dist/BO_NOP_HOAN_CHINH_2026-06/3_luan_an_chuong_phu_luc/chuong_3_phuong_phap_vi.docx
+++ b/dist/BO_NOP_HOAN_CHINH_2026-06/3_luan_an_chuong_phu_luc/chuong_3_phuong_phap_vi.docx
@@ -254,7 +254,7 @@
     </w:p>
     <w:bookmarkEnd w:id="25"/>
     <w:bookmarkEnd w:id="26"/>
-    <w:bookmarkStart w:id="30" w:name="giai-đoạn-1-phân-tích-tổng-hợp-19772026"/>
+    <w:bookmarkStart w:id="31" w:name="giai-đoạn-1-phân-tích-tổng-hợp-19772026"/>
     <w:p>
       <w:pPr>
         <w:pStyle w:val="Heading2"/>
@@ -488,8 +488,232 @@
       </w:r>
     </w:p>
     <w:bookmarkEnd w:id="29"/>
+    <w:bookmarkStart w:id="30" w:name="Xd4c164ee6604550537899b3ed376afa74960928"/>
+    <w:p>
+      <w:pPr>
+        <w:pStyle w:val="Heading3"/>
+      </w:pPr>
+      <w:r>
+        <w:t xml:space="preserve">3.2.4 Công cụ trích xuất dữ liệu và công bố sử dụng trí tuệ nhân tạo</w:t>
+      </w:r>
+    </w:p>
+    <w:p>
+      <w:pPr>
+        <w:pStyle w:val="FirstParagraph"/>
+      </w:pPr>
+      <w:r>
+        <w:t xml:space="preserve">Việc trích xuất cỡ ảnh hưởng từ K=288 ước lượng (k=238 nghiên cứu) được thực hiện bằng phần mềm chuyên dụng</w:t>
+      </w:r>
+      <w:r>
+        <w:t xml:space="preserve"> </w:t>
+      </w:r>
+      <w:r>
+        <w:rPr>
+          <w:bCs/>
+          <w:b/>
+        </w:rPr>
+        <w:t xml:space="preserve">M-AIDA</w:t>
+      </w:r>
+      <w:r>
+        <w:t xml:space="preserve"> </w:t>
+      </w:r>
+      <w:r>
+        <w:t xml:space="preserve">(Meta-Analysis Intelligent Data Assistant, phiên bản 7.0) do chính nghiên cứu sinh phát triển và đã nộp hồ sơ đăng ký quyền tác giả. M-AIDA dùng mô hình ngôn ngữ lớn (large language model, LLM) để đọc và trích các thống kê gốc (cỡ mẫu</w:t>
+      </w:r>
+      <w:r>
+        <w:t xml:space="preserve"> </w:t>
+      </w:r>
+      <m:oMath>
+        <m:r>
+          <m:t>N</m:t>
+        </m:r>
+      </m:oMath>
+      <w:r>
+        <w:t xml:space="preserve">, hệ số tương quan</w:t>
+      </w:r>
+      <w:r>
+        <w:t xml:space="preserve"> </w:t>
+      </w:r>
+      <m:oMath>
+        <m:r>
+          <m:t>r</m:t>
+        </m:r>
+      </m:oMath>
+      <w:r>
+        <w:t xml:space="preserve">, thống kê</w:t>
+      </w:r>
+      <w:r>
+        <w:t xml:space="preserve"> </w:t>
+      </w:r>
+      <m:oMath>
+        <m:r>
+          <m:t>t</m:t>
+        </m:r>
+      </m:oMath>
+      <w:r>
+        <w:t xml:space="preserve">, bậc tự do</w:t>
+      </w:r>
+      <w:r>
+        <w:t xml:space="preserve"> </w:t>
+      </w:r>
+      <m:oMath>
+        <m:r>
+          <m:t>d</m:t>
+        </m:r>
+        <m:r>
+          <m:t>f</m:t>
+        </m:r>
+      </m:oMath>
+      <w:r>
+        <w:t xml:space="preserve">, hệ số hồi quy chuẩn hóa</w:t>
+      </w:r>
+      <w:r>
+        <w:t xml:space="preserve"> </w:t>
+      </w:r>
+      <m:oMath>
+        <m:r>
+          <m:t>β</m:t>
+        </m:r>
+      </m:oMath>
+      <w:r>
+        <w:t xml:space="preserve">, giá trị</w:t>
+      </w:r>
+      <w:r>
+        <w:t xml:space="preserve"> </w:t>
+      </w:r>
+      <m:oMath>
+        <m:r>
+          <m:t>p</m:t>
+        </m:r>
+      </m:oMath>
+      <w:r>
+        <w:t xml:space="preserve">, khoảng tin cậy) từ bản PDF của từng nghiên cứu, kèm điểm tin cậy trích xuất (extraction confidence) ba mức — 1,0 khi lấy trực tiếp</w:t>
+      </w:r>
+      <w:r>
+        <w:t xml:space="preserve"> </w:t>
+      </w:r>
+      <m:oMath>
+        <m:r>
+          <m:t>r</m:t>
+        </m:r>
+      </m:oMath>
+      <w:r>
+        <w:t xml:space="preserve">; 0,8 khi suy từ</w:t>
+      </w:r>
+      <w:r>
+        <w:t xml:space="preserve"> </w:t>
+      </w:r>
+      <m:oMath>
+        <m:r>
+          <m:t>t</m:t>
+        </m:r>
+      </m:oMath>
+      <w:r>
+        <w:t xml:space="preserve">; 0,6 khi suy từ</w:t>
+      </w:r>
+      <w:r>
+        <w:t xml:space="preserve"> </w:t>
+      </w:r>
+      <m:oMath>
+        <m:r>
+          <m:t>β</m:t>
+        </m:r>
+      </m:oMath>
+      <w:r>
+        <w:t xml:space="preserve"> </w:t>
+      </w:r>
+      <w:r>
+        <w:t xml:space="preserve">theo Peterson và Brown (2005) — và tự động gắn cờ cần xác minh đối với mọi bản ghi có độ tin cậy dưới 0,7.</w:t>
+      </w:r>
+    </w:p>
+    <w:p>
+      <w:pPr>
+        <w:pStyle w:val="BodyText"/>
+      </w:pPr>
+      <w:r>
+        <w:t xml:space="preserve">Để bảo đảm liêm chính và khả năng tái lập, luận án áp dụng nguyên tắc</w:t>
+      </w:r>
+      <w:r>
+        <w:t xml:space="preserve"> </w:t>
+      </w:r>
+      <w:r>
+        <w:rPr>
+          <w:bCs/>
+          <w:b/>
+        </w:rPr>
+        <w:t xml:space="preserve">con người trong vòng lặp (human-in-the-loop) với kiểm chứng toàn bộ (100%) bởi nghiên cứu sinh</w:t>
+      </w:r>
+      <w:r>
+        <w:t xml:space="preserve"> </w:t>
+      </w:r>
+      <w:r>
+        <w:t xml:space="preserve">trong vai trò chủ trì nghiên cứu (Principal Investigator): (i) LLM</w:t>
+      </w:r>
+      <w:r>
+        <w:t xml:space="preserve"> </w:t>
+      </w:r>
+      <w:r>
+        <w:rPr>
+          <w:bCs/>
+          <w:b/>
+        </w:rPr>
+        <w:t xml:space="preserve">chỉ</w:t>
+      </w:r>
+      <w:r>
+        <w:t xml:space="preserve"> </w:t>
+      </w:r>
+      <w:r>
+        <w:t xml:space="preserve">trích xuất thống kê và</w:t>
+      </w:r>
+      <w:r>
+        <w:t xml:space="preserve"> </w:t>
+      </w:r>
+      <w:r>
+        <w:rPr>
+          <w:bCs/>
+          <w:b/>
+        </w:rPr>
+        <w:t xml:space="preserve">không</w:t>
+      </w:r>
+      <w:r>
+        <w:t xml:space="preserve"> </w:t>
+      </w:r>
+      <w:r>
+        <w:t xml:space="preserve">suy đoán các biến điều tiết thể chế — các nhãn chế độ ICRV, pha DPL và chỉ số cDAI do nghiên cứu sinh gán thủ công từ bảng tra cứu ngoài (WGI Rule of Law, năm dữ liệu trung vị, Digital Adoption Index), bảo đảm tính kiểm chứng độc lập; (ii) mỗi bản ghi phải được nghiên cứu sinh phê duyệt — với quyền ghi đè bất kỳ trường nào — trước khi được</w:t>
+      </w:r>
+      <w:r>
+        <w:t xml:space="preserve"> </w:t>
+      </w:r>
+      <w:r>
+        <w:rPr>
+          <w:bCs/>
+          <w:b/>
+        </w:rPr>
+        <w:t xml:space="preserve">khóa bất biến (irreversible data lock)</w:t>
+      </w:r>
+      <w:r>
+        <w:t xml:space="preserve"> </w:t>
+      </w:r>
+      <w:r>
+        <w:t xml:space="preserve">kèm dấu thời gian; (iii) chỉ các bản ghi đã khóa mới được đưa vào tập phân tích tổng hợp. Cơ chế hai bước phê duyệt–khóa tạo dấu vết kiểm toán (audit trail) phân tách rạch ròi phần do máy trích xuất và phần do con người quyết định, phù hợp với chuẩn mực công bố sử dụng trí tuệ nhân tạo ngày càng được các tạp chí học thuật yêu cầu. Kiến trúc, quy trình trích xuất–chuyển đổi cỡ ảnh hưởng và cơ chế quản trị dữ liệu của M-AIDA được trình bày chi tiết ở</w:t>
+      </w:r>
+      <w:r>
+        <w:t xml:space="preserve"> </w:t>
+      </w:r>
+      <w:r>
+        <w:rPr>
+          <w:bCs/>
+          <w:b/>
+        </w:rPr>
+        <w:t xml:space="preserve">Phụ lục B</w:t>
+      </w:r>
+      <w:r>
+        <w:t xml:space="preserve">.</w:t>
+      </w:r>
+    </w:p>
     <w:bookmarkEnd w:id="30"/>
-    <w:bookmarkStart w:id="47" w:name="X2f2dc61cf51b22160123af8668c978f8ce43175"/>
+    <w:bookmarkEnd w:id="31"/>
+    <w:bookmarkStart w:id="48" w:name="X2f2dc61cf51b22160123af8668c978f8ce43175"/>
     <w:p>
       <w:pPr>
         <w:pStyle w:val="Heading2"/>
@@ -498,7 +722,7 @@
         <w:t xml:space="preserve">3.3 Giai đoạn 2: Phân tích thực nghiệm đa quốc gia</w:t>
       </w:r>
     </w:p>
-    <w:bookmarkStart w:id="31" w:name="nguồn-dữ-liệu"/>
+    <w:bookmarkStart w:id="32" w:name="nguồn-dữ-liệu"/>
     <w:p>
       <w:pPr>
         <w:pStyle w:val="Heading3"/>
@@ -637,8 +861,8 @@
         <w:t xml:space="preserve">trong ước lượng mô hình hồi quy vì ba lý do: (1) Mục tiêu của luận án là kiểm định cơ chế lý thuyết (mechanism testing) chứ không phải ước lượng mô tả đại diện tổng thể (population-representative descriptive estimation), trong bối cảnh này, không áp dụng weights là thực hành chuẩn trong tài liệu IB sử dụng WBES (Aterido et al., 2011; Cuervo-Cazurra et al., 2018); (2) hiệu ứng cố định ở cấp cặp nền kinh tế và năm đã kiểm soát đặc điểm cấu trúc của từng sóng khảo sát; (3) Việc áp dụng weights có thể làm sai lệch ước lượng khi mẫu được gộp chung từ nhiều quốc gia có quy mô tổng thể doanh nghiệp khác nhau nhiều bậc (ví dụ: Trung Quốc ~100 triệu so với Tonga ~500 doanh nghiệp). Phân tích độ nhạy có áp dụng survey weights cho từng quốc gia riêng lẻ (P3/P4/P5) không thay đổi hướng hoặc mức độ ý nghĩa của các hệ số chính (xem Mục 3.5).</w:t>
       </w:r>
     </w:p>
-    <w:bookmarkEnd w:id="31"/>
-    <w:bookmarkStart w:id="32" w:name="X92816843f2011c38d3bd6bf055668ea54f97029"/>
+    <w:bookmarkEnd w:id="32"/>
+    <w:bookmarkStart w:id="33" w:name="X92816843f2011c38d3bd6bf055668ea54f97029"/>
     <w:p>
       <w:pPr>
         <w:pStyle w:val="Heading3"/>
@@ -663,8 +887,8 @@
         <w:t xml:space="preserve">Quy trình hợp nhất tuân theo nguyên tắc minh bạch kiểu PRISMA cho dữ liệu thứ cấp, gồm sáu bước tuần tự: lọc loại khảo sát, khử trùng lặp một khảo sát cho mỗi cặp nền kinh tế và năm, hài hòa hóa biến, mã hóa mã không phản hồi của WBES thành giá trị khuyết, phân tầng chế độ thể chế, đến tạo mẫu phân tích bằng xóa theo danh sách. Mỗi bước ghi rõ tiêu chí và số quan sát còn lại nhằm cho phép tái dựng và kiểm chứng. Một hệ quả của xóa theo danh sách là cỡ mẫu giảm dần khi thêm biến kiểm soát, rõ nhất ở biến sở hữu nước ngoài vốn khuyết nhiều ở các nền nhỏ và sóng sớm; luận án báo cáo minh bạch sự suy giảm này và kiểm tra tính ổn định của điểm uốn qua các đặc tả để bảo đảm kết quả không bị chi phối bởi cơ chế khuyết. Toàn bộ thao tác chi tiết của quy trình sáu bước, cùng dòng dữ liệu kiểu PRISMA và mã tái lập, được trình bày đầy đủ ở Phụ lục A.</w:t>
       </w:r>
     </w:p>
-    <w:bookmarkEnd w:id="32"/>
-    <w:bookmarkStart w:id="33" w:name="Xbff20786659f3471473d6f5f9041e850d60d8e2"/>
+    <w:bookmarkEnd w:id="33"/>
+    <w:bookmarkStart w:id="34" w:name="Xbff20786659f3471473d6f5f9041e850d60d8e2"/>
     <w:p>
       <w:pPr>
         <w:pStyle w:val="Heading3"/>
@@ -1081,8 +1305,8 @@
         <w:t xml:space="preserve">: lập luận rõ ràng về hiệu quả hoạt động kinh doanh của doanh nghiệp là khái niệm đa chiều và việc lựa chọn thước đo phải phù hợp với bối cảnh dữ liệu (xem Chương 2).</w:t>
       </w:r>
     </w:p>
-    <w:bookmarkEnd w:id="33"/>
-    <w:bookmarkStart w:id="34" w:name="X2fa5ef18c5e43567e4013cc52a8fa997be89445"/>
+    <w:bookmarkEnd w:id="34"/>
+    <w:bookmarkStart w:id="35" w:name="X2fa5ef18c5e43567e4013cc52a8fa997be89445"/>
     <w:p>
       <w:pPr>
         <w:pStyle w:val="Heading3"/>
@@ -1212,8 +1436,8 @@
         <w:t xml:space="preserve">so sánh được trực tiếp trong nội bộ mẫu; khác biệt mặt bằng giá giữa các đợt khảo sát được hấp thụ bằng biến giả đợt hoặc hiệu ứng cố định năm, kèm cắt đuôi 1 và 99.</w:t>
       </w:r>
     </w:p>
-    <w:bookmarkEnd w:id="34"/>
-    <w:bookmarkStart w:id="35" w:name="đo-lường-biến-độc-lập-quốc-tế-hóa"/>
+    <w:bookmarkEnd w:id="35"/>
+    <w:bookmarkStart w:id="36" w:name="đo-lường-biến-độc-lập-quốc-tế-hóa"/>
     <w:p>
       <w:pPr>
         <w:pStyle w:val="Heading3"/>
@@ -1339,8 +1563,8 @@
         <w:t xml:space="preserve">để kiểm định phi tuyến đã được áp dụng trong Lu và Beamish (2004), Contractor et al. (2003), và Hitt et al. (1997). Dạng bậc hai được nghiên cứu thành phần P2 xác nhận có ý nghĩa thống kê ở Trung Quốc với điểm uốn khoảng 47,8% FSTS, làm cơ sở cho việc kiểm định mở rộng trong luận án.</w:t>
       </w:r>
     </w:p>
-    <w:bookmarkEnd w:id="35"/>
-    <w:bookmarkStart w:id="36" w:name="Xab070be4115f525089510c76b6d385560991d8b"/>
+    <w:bookmarkEnd w:id="36"/>
+    <w:bookmarkStart w:id="37" w:name="Xab070be4115f525089510c76b6d385560991d8b"/>
     <w:p>
       <w:pPr>
         <w:pStyle w:val="Heading3"/>
@@ -1436,8 +1660,8 @@
         <w:t xml:space="preserve">, cho phép báo cáo ngưỡng tối ưu theo tỷ trọng xuất khẩu thực tế. Dạng bậc hai được dùng nhất quán trong mọi nghiên cứu thành phần, vì nó đủ để nhận dạng một điểm uốn nội miền và phù hợp với mật độ phân phối cường độ xuất khẩu của các mẫu doanh nghiệp WBES; luận án không mở rộng lên dạng bậc ba để tránh nhận dạng điểm uốn không ổn định ở vùng cường độ xuất khẩu cao vốn thưa quan sát.</w:t>
       </w:r>
     </w:p>
-    <w:bookmarkEnd w:id="36"/>
-    <w:bookmarkStart w:id="37" w:name="X454cd0efaa6c7f71cd04aad60b675e2b8b0384f"/>
+    <w:bookmarkEnd w:id="37"/>
+    <w:bookmarkStart w:id="38" w:name="X454cd0efaa6c7f71cd04aad60b675e2b8b0384f"/>
     <w:p>
       <w:pPr>
         <w:pStyle w:val="Heading3"/>
@@ -1739,8 +1963,8 @@
         <w:t xml:space="preserve">.</w:t>
       </w:r>
     </w:p>
-    <w:bookmarkEnd w:id="37"/>
-    <w:bookmarkStart w:id="41" w:name="đo-lường-biến-điều-tiết"/>
+    <w:bookmarkEnd w:id="38"/>
+    <w:bookmarkStart w:id="42" w:name="đo-lường-biến-điều-tiết"/>
     <w:p>
       <w:pPr>
         <w:pStyle w:val="Heading3"/>
@@ -1749,7 +1973,7 @@
         <w:t xml:space="preserve">3.3.4 Đo lường biến điều tiết</w:t>
       </w:r>
     </w:p>
-    <w:bookmarkStart w:id="38" w:name="digital-constructs-tci-và-dai"/>
+    <w:bookmarkStart w:id="39" w:name="digital-constructs-tci-và-dai"/>
     <w:p>
       <w:pPr>
         <w:pStyle w:val="Heading4"/>
@@ -1968,8 +2192,8 @@
         <w:t xml:space="preserve">trong bối cảnh WBES, đảm bảo độ thuần cấu trúc ở 50 nền kinh tế châu Á và Thái Bình Dương, với quy trình hòa hợp 3 thế hệ lược đồ. Phân tách TCI và DAI theo (i) Bharadwaj et al. (2013), năng lực công nghệ thông tin so với chiến lược kinh doanh số có mạng quan hệ lý thuyết khác nhau; (ii) phân tầng 3 cấp của Verhoef et al. (2021), số hóa dữ liệu, số hóa quy trình, chuyển đổi số; (iii) truyền thống Lall (1992) và Cohen &amp; Levinthal (1990) coi năng lực công nghệ là chiều sâu năng lực nội tại (absorptive capacity), khác về bản chất với chấp nhận số ở giao diện ngoại tại; (iv) logic điều phối nguồn lực của Bhandari et al. (2023) cho quan hệ quốc tế hóa và hiệu quả; và (v) 4 tiêu chí chỉ số hợp thành cấu thành của Coltman et al. (2008), đảm bảo TCI và DAI là hai chỉ số hợp thành độc lập.</w:t>
       </w:r>
     </w:p>
-    <w:bookmarkEnd w:id="38"/>
-    <w:bookmarkStart w:id="39" w:name="biến-thể-chế"/>
+    <w:bookmarkEnd w:id="39"/>
+    <w:bookmarkStart w:id="40" w:name="biến-thể-chế"/>
     <w:p>
       <w:pPr>
         <w:pStyle w:val="Heading4"/>
@@ -2008,8 +2232,8 @@
         <w:t xml:space="preserve">: Khanna và Palepu (2010) với khoảng trống thể chế; North (1990) với institutional analysis; Marano et al. (2016) với phân tích tổng hợp evidence về institutional các biến điều tiết.</w:t>
       </w:r>
     </w:p>
-    <w:bookmarkEnd w:id="39"/>
-    <w:bookmarkStart w:id="40" w:name="đặc-điểm-nhà-quản-trị-cấp-cao"/>
+    <w:bookmarkEnd w:id="40"/>
+    <w:bookmarkStart w:id="41" w:name="đặc-điểm-nhà-quản-trị-cấp-cao"/>
     <w:p>
       <w:pPr>
         <w:pStyle w:val="Heading4"/>
@@ -2063,9 +2287,9 @@
         <w:t xml:space="preserve">: chỉ trong subset có đủ dữ liệu; nếu thiếu, đưa vào độ vững chứ không bắt buộc trong mô hình chính.</w:t>
       </w:r>
     </w:p>
-    <w:bookmarkEnd w:id="40"/>
     <w:bookmarkEnd w:id="41"/>
-    <w:bookmarkStart w:id="42" w:name="X4fc02cb516415a3503e8ee15e9c75bd480667a2"/>
+    <w:bookmarkEnd w:id="42"/>
+    <w:bookmarkStart w:id="43" w:name="X4fc02cb516415a3503e8ee15e9c75bd480667a2"/>
     <w:p>
       <w:pPr>
         <w:pStyle w:val="Heading3"/>
@@ -2090,8 +2314,8 @@
         <w:t xml:space="preserve">Cả chỉ số năng lực công nghệ (Technological Capability Index, TCI) và DAI được xử lý như chỉ số hợp thành cấu thành (formative composite) chứ không phải chỉ số phản ánh, vì mỗi chỉ báo nhị phân định nghĩa một khía cạnh độc lập của khái niệm chứ không phải là biểu hiện tương quan của một biến tiềm ẩn chung. Quy tắc xây dựng gồm ba bước: chuyển mỗi chỉ báo thành dạng nhị phân 0–1, lấy trung bình cộng các chỉ báo trong cùng một tầng, rồi chuẩn hóa z giá trị trung bình trong từng đợt khảo sát. Nguyên tắc không chồng lấn được áp đặt nghiêm ngặt: cấp phép công nghệ nước ngoài thuộc TCI và không được đồng thời tính vào DAI, bảo đảm hai chỉ số là hai cấu trúc độc lập với mạng quan hệ lý thuyết khác nhau. Vì các chỉ báo là biểu hiện nhị phân của cùng một cấu trúc cấu thành, các biến thể của một chỉ số tương quan cao và cho kết luận điều tiết nhất quán về dấu; phần độ vững kiểm tra trực tiếp độ nhạy của suy luận với lựa chọn biến thể.</w:t>
       </w:r>
     </w:p>
-    <w:bookmarkEnd w:id="42"/>
-    <w:bookmarkStart w:id="43" w:name="X28e768cdab1f6eb217d762f0a95a756504bda1f"/>
+    <w:bookmarkEnd w:id="43"/>
+    <w:bookmarkStart w:id="44" w:name="X28e768cdab1f6eb217d762f0a95a756504bda1f"/>
     <w:p>
       <w:pPr>
         <w:pStyle w:val="Heading3"/>
@@ -2194,8 +2418,8 @@
         <w:t xml:space="preserve">.</w:t>
       </w:r>
     </w:p>
-    <w:bookmarkEnd w:id="43"/>
-    <w:bookmarkStart w:id="44" w:name="biến-kiểm-soát"/>
+    <w:bookmarkEnd w:id="44"/>
+    <w:bookmarkStart w:id="45" w:name="biến-kiểm-soát"/>
     <w:p>
       <w:pPr>
         <w:pStyle w:val="Heading3"/>
@@ -2235,8 +2459,8 @@
         <w:t xml:space="preserve">: tập biến kiểm soát và cấu trúc hiệu ứng cố định tuân theo chuẩn trong nghiên cứu dữ liệu doanh nghiệp WBES và kinh doanh quốc tế (Aterido et al., 2011; Ayyagari et al., 2011).</w:t>
       </w:r>
     </w:p>
-    <w:bookmarkEnd w:id="44"/>
-    <w:bookmarkStart w:id="45" w:name="X1f43e4ff25e7b357857c1733d81b2a2e478cf99"/>
+    <w:bookmarkEnd w:id="45"/>
+    <w:bookmarkStart w:id="46" w:name="X1f43e4ff25e7b357857c1733d81b2a2e478cf99"/>
     <w:p>
       <w:pPr>
         <w:pStyle w:val="Heading3"/>
@@ -2311,8 +2535,8 @@
         <w:t xml:space="preserve">tùy đợt). Hai biến này được đưa vào mô hình đa quốc gia để kiểm định hiệu ứng trực tiếp và hiệu ứng điều tiết của đặc điểm quản trị lên hình dạng đường quan hệ; ở các nghiên cứu thiếu dữ liệu quản trị, hai biến chỉ được dùng trong phân tích độ vững chứ không bắt buộc trong mô hình chính, đúng điều kiện sử dụng đã nêu.</w:t>
       </w:r>
     </w:p>
-    <w:bookmarkEnd w:id="45"/>
-    <w:bookmarkStart w:id="46" w:name="tổng-hợp-biến-nghiên-cứu"/>
+    <w:bookmarkEnd w:id="46"/>
+    <w:bookmarkStart w:id="47" w:name="tổng-hợp-biến-nghiên-cứu"/>
     <w:p>
       <w:pPr>
         <w:pStyle w:val="Heading3"/>
@@ -3348,9 +3572,9 @@
         <w:t xml:space="preserve">Ghi chú: trường WBES tham chiếu mã biến của bộ công cụ khảo sát; một số mã thay đổi theo thế hệ lược đồ (PICS3 / Standardized / BREADY) và được hài hòa hóa theo Phụ lục A. Vận hành hóa chi tiết theo từng nghiên cứu thành phần xem Mục 3.4.5. Nguồn: tác giả tổng hợp.</w:t>
       </w:r>
     </w:p>
-    <w:bookmarkEnd w:id="46"/>
     <w:bookmarkEnd w:id="47"/>
-    <w:bookmarkStart w:id="65" w:name="mô-hình-phân-tích"/>
+    <w:bookmarkEnd w:id="48"/>
+    <w:bookmarkStart w:id="66" w:name="mô-hình-phân-tích"/>
     <w:p>
       <w:pPr>
         <w:pStyle w:val="Heading2"/>
@@ -3359,7 +3583,7 @@
         <w:t xml:space="preserve">3.4 Mô hình phân tích</w:t>
       </w:r>
     </w:p>
-    <w:bookmarkStart w:id="48" w:name="mô-hình-phân-tích-tổng-hợp"/>
+    <w:bookmarkStart w:id="49" w:name="mô-hình-phân-tích-tổng-hợp"/>
     <w:p>
       <w:pPr>
         <w:pStyle w:val="Heading3"/>
@@ -3604,8 +3828,8 @@
         <w:t xml:space="preserve">: chuẩn phân tích tổng hợp trong quản trị chiến lược (Combs et al., 2011; Aguinis et al., 2011).</w:t>
       </w:r>
     </w:p>
-    <w:bookmarkEnd w:id="48"/>
-    <w:bookmarkStart w:id="49" w:name="mô-hình-thực-nghiệm-tuyến-tính-cơ-bản"/>
+    <w:bookmarkEnd w:id="49"/>
+    <w:bookmarkStart w:id="50" w:name="mô-hình-thực-nghiệm-tuyến-tính-cơ-bản"/>
     <w:p>
       <w:pPr>
         <w:pStyle w:val="Heading3"/>
@@ -3793,8 +4017,8 @@
         <w:t xml:space="preserve">là vector control variables.</w:t>
       </w:r>
     </w:p>
-    <w:bookmarkEnd w:id="49"/>
-    <w:bookmarkStart w:id="50" w:name="mô-hình-phi-tuyến-h1"/>
+    <w:bookmarkEnd w:id="50"/>
+    <w:bookmarkStart w:id="51" w:name="mô-hình-phi-tuyến-h1"/>
     <w:p>
       <w:pPr>
         <w:pStyle w:val="Heading3"/>
@@ -4159,8 +4383,8 @@
         <w:t xml:space="preserve">(Lind &amp; Mehlum, 2010; Haans et al., 2016) để xác nhận chặt chẽ chữ U ngược: kiểm định độ dốc dương ở bên trái và độ dốc âm ở bên phải của miền giá trị FSTS.</w:t>
       </w:r>
     </w:p>
-    <w:bookmarkEnd w:id="50"/>
-    <w:bookmarkStart w:id="51" w:name="X77a5ab65e33fc8b98df68c9ab37f4d13e757901"/>
+    <w:bookmarkEnd w:id="51"/>
+    <w:bookmarkStart w:id="52" w:name="X77a5ab65e33fc8b98df68c9ab37f4d13e757901"/>
     <w:p>
       <w:pPr>
         <w:pStyle w:val="Heading3"/>
@@ -4280,8 +4504,8 @@
         <w:t xml:space="preserve">Cách vận hành thủ tục này thể hiện rõ ở các nghiên cứu thành phần. Ở Trung Quốc, kiểm định của Lind và Mehlum được kiểm chứng cho từng đợt qua điều kiện độ dốc dương có ý nghĩa tại biên trái khi cường độ xuất khẩu bằng 0 và độ dốc âm có ý nghĩa tại biên phải khi cường độ bằng 1; điểm uốn được khôi phục bằng phương pháp delta cùng khoảng tin cậy 95 phần trăm theo phổ thể chế của phương pháp delta, cho ra điểm uốn 49,4% với khoảng tin cậy từ 43,1% đến 55,7% năm 2012 và 47,2% với khoảng từ 40,8% đến 53,6% năm 2024, hai khoảng chồng lấn rộng; trên mẫu gộp điểm uốn là 48,8% với khoảng tin cậy từ 44,2% đến 53,4%. Ở khung đa quốc gia, ba điều kiện của Lind và Mehlum, gồm dấu hệ số, điểm uốn nằm chặt bên trong miền quan sát, và dấu độ dốc tại hai biên, được gộp thành một kiểm định giao điểm duy nhất. Trường hợp đảo nhỏ Thái Bình Dương minh họa giá trị thông tin của một kiểm định không bác bỏ: cả hai số hạng mất ý nghĩa khi đưa vào đồng thời do cộng tuyến cao trong mẫu cường độ thấp với trung bình cường độ chỉ 0,048, và hệ số bậc hai dương hàm ý dạng chữ U xuôi thay vì chữ U ngược, một sự đảo dạng bản thân nó nhất quán với quan hệ đơn điệu âm không có điểm quay nội miền.</w:t>
       </w:r>
     </w:p>
-    <w:bookmarkEnd w:id="51"/>
-    <w:bookmarkStart w:id="54" w:name="mô-hình-điều-tiết-h2h6"/>
+    <w:bookmarkEnd w:id="52"/>
+    <w:bookmarkStart w:id="55" w:name="mô-hình-điều-tiết-h2h6"/>
     <w:p>
       <w:pPr>
         <w:pStyle w:val="Heading3"/>
@@ -4290,7 +4514,7 @@
         <w:t xml:space="preserve">3.4.4 Mô hình điều tiết (H2–H6)</w:t>
       </w:r>
     </w:p>
-    <w:bookmarkStart w:id="52" w:name="tương-tác-hai-chiều-h2-h3"/>
+    <w:bookmarkStart w:id="53" w:name="tương-tác-hai-chiều-h2-h3"/>
     <w:p>
       <w:pPr>
         <w:pStyle w:val="Heading4"/>
@@ -4688,8 +4912,8 @@
         <w:t xml:space="preserve">là biến điều tiết (TCI hoặc DAI).</w:t>
       </w:r>
     </w:p>
-    <w:bookmarkEnd w:id="52"/>
-    <w:bookmarkStart w:id="53" w:name="tương-tác-ba-chiều-synthesis"/>
+    <w:bookmarkEnd w:id="53"/>
+    <w:bookmarkStart w:id="54" w:name="tương-tác-ba-chiều-synthesis"/>
     <w:p>
       <w:pPr>
         <w:pStyle w:val="Heading4"/>
@@ -5076,9 +5300,9 @@
         <w:t xml:space="preserve">: three-way điều tiết digital × institutional × manager trong bối cảnh châu Á và Pacific với 50 nước chưa được kiểm định trước đây.</w:t>
       </w:r>
     </w:p>
-    <w:bookmarkEnd w:id="53"/>
     <w:bookmarkEnd w:id="54"/>
-    <w:bookmarkStart w:id="55" w:name="mô-hình-dị-biệt-theo-thời-gian-h6"/>
+    <w:bookmarkEnd w:id="55"/>
+    <w:bookmarkStart w:id="56" w:name="mô-hình-dị-biệt-theo-thời-gian-h6"/>
     <w:p>
       <w:pPr>
         <w:pStyle w:val="Heading3"/>
@@ -5556,8 +5780,8 @@
         <w:t xml:space="preserve">: áp dụng cho Trung Quốc các năm 2012 và 2024 để kiểm định tính ổn định của điểm uốn dạng bậc hai (khoảng 47,8% FSTS) sau hơn một thập kỷ chuyển đổi số.</w:t>
       </w:r>
     </w:p>
-    <w:bookmarkEnd w:id="55"/>
-    <w:bookmarkStart w:id="56" w:name="X35de164740744d48141f644c531263a1540e362"/>
+    <w:bookmarkEnd w:id="56"/>
+    <w:bookmarkStart w:id="57" w:name="X35de164740744d48141f644c531263a1540e362"/>
     <w:p>
       <w:pPr>
         <w:pStyle w:val="Heading3"/>
@@ -5771,8 +5995,8 @@
         <w:t xml:space="preserve">Thủ tục này cho ra hai kết cục đối lập về mặt lý thuyết tùy bối cảnh thể chế. Ở Trung Quốc, kiểm định không bác bỏ bình đẳng hệ số giữa hai đợt cho cả số hạng bậc nhất và bậc hai, với thống kê dịch chuyển bậc nhất bằng +0,82 (giá trị p bằng 0,412) và dịch chuyển bậc hai bằng −0,61 (giá trị p bằng 0,545), hỗ trợ cách diễn giải rằng ngưỡng chữ U ngược là một quy luật cấu trúc bền vững với điểm uốn ổn định quanh 48% bất kể thập niên. Tính bền vững này còn vững trước giới hạn mẫu: trên mẫu con chế biến chế tạo, điểm uốn là 48,1% năm 2012 và 46,4% năm 2024 với các thống kê Paternoster vẫn không có ý nghĩa. Ngược lại, ở Ấn Độ, kiểm định Paternoster xuyên đợt bác bỏ bình đẳng hệ số ở mức rất nhỏ hơn 0,0001 cho cả số hạng tuyến tính và bậc hai, một sự sụp đổ trùng với thập niên thay đổi thể chế ngoại lệ gồm bãi bỏ tiền mặt, thuế hàng hóa và dịch vụ, luật phá sản, hạ tầng thanh toán hợp nhất, chương trình khuyến khích sản xuất và đại dịch. Sự đối lập giữa bền vững ở Trung Quốc và sụp đổ ở Ấn Độ chính là giá trị nhận dạng của kiểm định xuyên đợt: nó phân biệt được dịch chuyển cấu trúc thực do cú sốc thể chế khỏi biến thiên ngẫu nhiên của mẫu.</w:t>
       </w:r>
     </w:p>
-    <w:bookmarkEnd w:id="56"/>
-    <w:bookmarkStart w:id="57" w:name="X3ef1c131b29643aac6595f7e8338779440cc96b"/>
+    <w:bookmarkEnd w:id="57"/>
+    <w:bookmarkStart w:id="58" w:name="X3ef1c131b29643aac6595f7e8338779440cc96b"/>
     <w:p>
       <w:pPr>
         <w:pStyle w:val="Heading3"/>
@@ -9814,8 +10038,8 @@
         </w:tc>
       </w:tr>
     </w:tbl>
-    <w:bookmarkEnd w:id="57"/>
-    <w:bookmarkStart w:id="58" w:name="Xee326425775ef5a6cb69bdccb6b7f607df42eb1"/>
+    <w:bookmarkEnd w:id="58"/>
+    <w:bookmarkStart w:id="59" w:name="Xee326425775ef5a6cb69bdccb6b7f607df42eb1"/>
     <w:p>
       <w:pPr>
         <w:pStyle w:val="Heading3"/>
@@ -10763,8 +10987,8 @@
         </w:pict>
       </w:r>
     </w:p>
-    <w:bookmarkEnd w:id="58"/>
-    <w:bookmarkStart w:id="59" w:name="Xd0414c1f445c504fea8a4b83b026b3007745b73"/>
+    <w:bookmarkEnd w:id="59"/>
+    <w:bookmarkStart w:id="60" w:name="Xd0414c1f445c504fea8a4b83b026b3007745b73"/>
     <w:p>
       <w:pPr>
         <w:pStyle w:val="Heading3"/>
@@ -11788,8 +12012,8 @@
         </w:pict>
       </w:r>
     </w:p>
-    <w:bookmarkEnd w:id="59"/>
-    <w:bookmarkStart w:id="62" w:name="X2a5dc3aad8f8594bf12150debe5bfd020984bc8"/>
+    <w:bookmarkEnd w:id="60"/>
+    <w:bookmarkStart w:id="63" w:name="X2a5dc3aad8f8594bf12150debe5bfd020984bc8"/>
     <w:p>
       <w:pPr>
         <w:pStyle w:val="Heading3"/>
@@ -16842,7 +17066,7 @@
         </w:pict>
       </w:r>
     </w:p>
-    <w:bookmarkStart w:id="60" w:name="X7ae0fbe3e53b09e3ffb61b533c4c804e40982e2"/>
+    <w:bookmarkStart w:id="61" w:name="X7ae0fbe3e53b09e3ffb61b533c4c804e40982e2"/>
     <w:p>
       <w:pPr>
         <w:pStyle w:val="Heading4"/>
@@ -20067,8 +20291,8 @@
         </w:pict>
       </w:r>
     </w:p>
-    <w:bookmarkEnd w:id="60"/>
-    <w:bookmarkStart w:id="61" w:name="X349648a9603de2a783df22f0baa1f04a5234db6"/>
+    <w:bookmarkEnd w:id="61"/>
+    <w:bookmarkStart w:id="62" w:name="X349648a9603de2a783df22f0baa1f04a5234db6"/>
     <w:p>
       <w:pPr>
         <w:pStyle w:val="Heading4"/>
@@ -20221,9 +20445,9 @@
         <w:t xml:space="preserve">, tỷ trọng doanh thu qua thanh toán điện tử) cho phép kiểm định điều tiết DAI Tầng 2, được xử lý như phân tích thăm dò vì chỉ có ở một đợt.</w:t>
       </w:r>
     </w:p>
-    <w:bookmarkEnd w:id="61"/>
     <w:bookmarkEnd w:id="62"/>
-    <w:bookmarkStart w:id="63" w:name="sai-số-chuẩn"/>
+    <w:bookmarkEnd w:id="63"/>
+    <w:bookmarkStart w:id="64" w:name="sai-số-chuẩn"/>
     <w:p>
       <w:pPr>
         <w:pStyle w:val="Heading3"/>
@@ -20240,8 +20464,8 @@
         <w:t xml:space="preserve">Tất cả các mô hình đều sử dụng HC1/HC3 sai số chuẩn vững (Long &amp; Ervin, 2000; White, 1980) để xử lý phương sai thay đổi. Đối với multi-country, bổ sung clustered SE theo country.</w:t>
       </w:r>
     </w:p>
-    <w:bookmarkEnd w:id="63"/>
-    <w:bookmarkStart w:id="64" w:name="X8d52f19a25b722eeff682d011a53b2ed241099a"/>
+    <w:bookmarkEnd w:id="64"/>
+    <w:bookmarkStart w:id="65" w:name="X8d52f19a25b722eeff682d011a53b2ed241099a"/>
     <w:p>
       <w:pPr>
         <w:pStyle w:val="Heading3"/>
@@ -20274,9 +20498,9 @@
         <w:t xml:space="preserve">Một giới hạn cần ghi nhận của phân cụm theo nền kinh tế là số cụm hữu hạn có thể làm sai số chuẩn tiệm cận kém chính xác khi quy mô cụm chênh lệch lớn, đặc biệt giữa các nền kinh tế đông doanh nghiệp và các đảo nhỏ chỉ có vài trăm quan sát. Trong các tình huống này, luận án diễn giải suy luận một cách thận trọng và neo kết luận chính vào tính nhất quán về dấu qua nhiều đặc tả thay vì vào ý nghĩa của một hệ số đơn lẻ. Việc luận án không áp dụng trọng số chọn mẫu trong ước lượng chính tuân theo khuyến nghị của Solon, Haider và Wooldridge (2015): khi mô hình đã kiểm soát các chiều phân tầng qua biến kiểm soát và qua hiệu ứng cố định, ước lượng bình phương nhỏ nhất không trọng số cho hệ số nhất quán và thường hiệu quả hơn, trong khi trọng số được dành cho phân tích độ vững nhằm kiểm tra tính ổn định.</w:t>
       </w:r>
     </w:p>
-    <w:bookmarkEnd w:id="64"/>
     <w:bookmarkEnd w:id="65"/>
-    <w:bookmarkStart w:id="76" w:name="kiểm-định-độ-vững"/>
+    <w:bookmarkEnd w:id="66"/>
+    <w:bookmarkStart w:id="77" w:name="kiểm-định-độ-vững"/>
     <w:p>
       <w:pPr>
         <w:pStyle w:val="Heading2"/>
@@ -20285,7 +20509,7 @@
         <w:t xml:space="preserve">3.5 Kiểm định độ vững</w:t>
       </w:r>
     </w:p>
-    <w:bookmarkStart w:id="66" w:name="thay-đổi-thước-đo"/>
+    <w:bookmarkStart w:id="67" w:name="thay-đổi-thước-đo"/>
     <w:p>
       <w:pPr>
         <w:pStyle w:val="Heading3"/>
@@ -20302,8 +20526,8 @@
         <w:t xml:space="preserve">Lớp độ vững thứ nhất hoán đổi thước đo các biến trọng tâm. Biến phụ thuộc năng suất lao động dạng logarit được thay bằng tỷ suất lợi nhuận trên doanh thu, tăng trưởng doanh thu và tăng trưởng việc làm để kiểm tra liệu hình dạng quan hệ có phụ thuộc vào một định nghĩa hiệu quả duy nhất hay không. Biến độc lập cường độ xuất khẩu được thay bằng trạng thái xuất khẩu nhị phân nhằm phân biệt hiệu ứng ở biên tham gia khỏi hiệu ứng ở biên cường độ. Biến điều tiết số được hoán đổi giữa biến thể chỉ gồm Tầng 1 và biến thể gồm cả Tầng 2 trên mẫu con từ năm 2024 trở đi, nơi các chỉ báo số phong phú hơn đã sẵn có.</w:t>
       </w:r>
     </w:p>
-    <w:bookmarkEnd w:id="66"/>
-    <w:bookmarkStart w:id="67" w:name="mẫu-phụ"/>
+    <w:bookmarkEnd w:id="67"/>
+    <w:bookmarkStart w:id="68" w:name="mẫu-phụ"/>
     <w:p>
       <w:pPr>
         <w:pStyle w:val="Heading3"/>
@@ -20320,8 +20544,8 @@
         <w:t xml:space="preserve">Lớp thứ hai giới hạn mẫu để loại trừ các giải thích thay thế dựa trên thành phần mẫu. Các mẫu con gồm: loại doanh nghiệp siêu nhỏ dưới năm lao động, chỉ giữ doanh nghiệp vừa và nhỏ, chỉ giữ ngành chế biến chế tạo, chỉ giữ doanh nghiệp có xuất khẩu với cường độ dương, và tách theo từng chế độ trong sáu chế độ thể chế ICRV. Việc điểm uốn và dấu của độ cong được bảo toàn qua các mẫu con này là bằng chứng rằng quan hệ trọng tâm không phải tạo tác của một nhóm doanh nghiệp đặc thù.</w:t>
       </w:r>
     </w:p>
-    <w:bookmarkEnd w:id="67"/>
-    <w:bookmarkStart w:id="68" w:name="giá-trị-ngoại-lai"/>
+    <w:bookmarkEnd w:id="68"/>
+    <w:bookmarkStart w:id="69" w:name="giá-trị-ngoại-lai"/>
     <w:p>
       <w:pPr>
         <w:pStyle w:val="Heading3"/>
@@ -20338,8 +20562,8 @@
         <w:t xml:space="preserve">Lớp thứ ba kiểm soát ảnh hưởng của giá trị ngoại lai bằng cách cắt đuôi năng suất lao động và số lao động tại các ngưỡng phân vị 1 và 99, rồi lặp lại tại ngưỡng 5 và 95, áp dụng riêng trong từng cặp nền kinh tế và năm để tránh nhầm chênh lệch mặt bằng giữa các nền kinh tế với giá trị ngoại lai thực.</w:t>
       </w:r>
     </w:p>
-    <w:bookmarkEnd w:id="68"/>
-    <w:bookmarkStart w:id="69" w:name="đa-cộng-tuyến-và-phương-sai-thay-đổi"/>
+    <w:bookmarkEnd w:id="69"/>
+    <w:bookmarkStart w:id="70" w:name="đa-cộng-tuyến-và-phương-sai-thay-đổi"/>
     <w:p>
       <w:pPr>
         <w:pStyle w:val="Heading3"/>
@@ -20356,8 +20580,8 @@
         <w:t xml:space="preserve">Hai mối lo của hồi quy có số hạng phi tuyến và tương tác là đa cộng tuyến và phương sai sai số thay đổi. Để xử lý đa cộng tuyến giữa số hạng bậc nhất và số hạng bậc hai của cường độ xuất khẩu, cũng như giữa các thành phần của số hạng tương tác, biến cường độ xuất khẩu được căn giữa quanh trung bình mẫu trước khi lập bình phương và lập tương tác; căn giữa làm giảm mạnh tương quan giả tạo giữa một biến và bình phương của chính nó mà không làm thay đổi hệ số bậc hai hay vị trí điểm uốn. Hệ số phóng đại phương sai được tính cho mọi mô hình với ngưỡng cảnh báo dưới năm (Hair et al., 2019); trong các đặc tả đã căn giữa, hệ số phóng đại phương sai nằm an toàn dưới ngưỡng này, xác nhận rằng các ước lượng hệ số không bị bất ổn do cộng tuyến. Đối với phương sai sai số thay đổi, kiểm định Breusch và Pagan (1979) được dùng để phát hiện, và quan trọng hơn, mọi suy luận đều dựa trên sai số chuẩn vững với phương sai thay đổi và được gom cụm theo nền kinh tế, do đó kết luận thống kê có hiệu lực ngay cả khi phương sai sai số không đồng nhất, một cấu trúc sai số phù hợp với thiết kế dữ liệu gộp nhiều nền kinh tế đã trình bày ở Mục 3.4.6.</w:t>
       </w:r>
     </w:p>
-    <w:bookmarkEnd w:id="69"/>
-    <w:bookmarkStart w:id="70" w:name="phân-tích-độ-nhạy-cho-phân-tích-tổng-hợp"/>
+    <w:bookmarkEnd w:id="70"/>
+    <w:bookmarkStart w:id="71" w:name="phân-tích-độ-nhạy-cho-phân-tích-tổng-hợp"/>
     <w:p>
       <w:pPr>
         <w:pStyle w:val="Heading3"/>
@@ -20397,8 +20621,8 @@
         <w:t xml:space="preserve">thành thành phần trong và giữa nghiên cứu để định vị nguồn dị biệt. Kết hợp các kiểm định này bảo đảm rằng cỡ ảnh hưởng gộp và kết luận điều tiết theo ICRV là vững trước cả lựa chọn mẫu nghiên cứu lẫn giả định cấu trúc phương sai.</w:t>
       </w:r>
     </w:p>
-    <w:bookmarkEnd w:id="70"/>
-    <w:bookmarkStart w:id="71" w:name="X10d014678681e08a0b3a86c743d1fe48f73dcfb"/>
+    <w:bookmarkEnd w:id="71"/>
+    <w:bookmarkStart w:id="72" w:name="X10d014678681e08a0b3a86c743d1fe48f73dcfb"/>
     <w:p>
       <w:pPr>
         <w:pStyle w:val="Heading3"/>
@@ -20423,8 +20647,8 @@
         <w:t xml:space="preserve">Lớp thứ tư kiểm tra các giả định kinh tế lượng phụ trợ. Hệ số phóng đại phương sai (variance inflation factor, VIF) được tính cho mọi mô hình với ngưỡng cảnh báo dưới năm để phát hiện đa cộng tuyến đe dọa độ ổn định hệ số; kiểm định Breusch–Pagan đánh giá phương sai thay đổi. Đối với cấu phần phân tích tổng hợp, giao thức bổ sung kiểm định loại từng nghiên cứu (leave-one-out) tái tính hiệu ứng gộp nhằm phát hiện ảnh hưởng quá mức của một nghiên cứu đơn lẻ, cùng thủ tục cắt và điền (trim-and-fill) đánh giá thiên lệch công bố. Luận án không áp dụng hiệu chỉnh kiểm định bội chính thức cho toàn bộ bảng độ vững, vì các bảng kiểm tra các quan ngại nhận diện khác nhau thay vì lặp lại cùng một giả thuyết; thay vào đó, suy luận thực chất được neo vào mẫu hình nhất quán qua các bảng và tính nhất quán về dấu của ước lượng trọng tâm chứ không vào ý nghĩa của một bảng độ vững đơn lẻ.</w:t>
       </w:r>
     </w:p>
-    <w:bookmarkEnd w:id="71"/>
-    <w:bookmarkStart w:id="72" w:name="X114450212317cc299784cfe2697e63e527f22c7"/>
+    <w:bookmarkEnd w:id="72"/>
+    <w:bookmarkStart w:id="73" w:name="X114450212317cc299784cfe2697e63e527f22c7"/>
     <w:p>
       <w:pPr>
         <w:pStyle w:val="Heading3"/>
@@ -20495,8 +20719,8 @@
         <w:t xml:space="preserve">doanh nghiệp ở cả ba thế hệ lược đồ và thay đổi trung bình theo thời gian phản ánh khuếch tán số thực chất chứ không phải đứt gãy lược đồ; do đó các so sánh xuyên-lược đồ trên các mục lõi này là có cơ sở, dù vẫn cần đọc thận trọng.</w:t>
       </w:r>
     </w:p>
-    <w:bookmarkEnd w:id="72"/>
-    <w:bookmarkStart w:id="73" w:name="X5a58f728351562afbf603c19fbb2824b5a9ac45"/>
+    <w:bookmarkEnd w:id="73"/>
+    <w:bookmarkStart w:id="74" w:name="X5a58f728351562afbf603c19fbb2824b5a9ac45"/>
     <w:p>
       <w:pPr>
         <w:pStyle w:val="Heading3"/>
@@ -20521,8 +20745,8 @@
         <w:t xml:space="preserve">Độ mạnh công cụ được đánh giá bằng thống kê F của hồi quy giai đoạn một, với kết quả nằm trong khoảng 22 đến 35, vượt xa ngưỡng kinh nghiệm về công cụ yếu. Một phát hiện phương pháp luận đáng chú ý là ước lượng 2SLS cho hai chiều năng lực phân kỳ rõ rệt: hệ số công cụ hóa của năng lực công nghệ dương mạnh (ước lượng 2SLS bằng 1,64, p &lt; 0,001, dưới một công cụ mạnh với F giai đoạn một bằng 22,1), trong khi hệ số công cụ hóa của chấp nhận số ở mức Tầng 1 không khác biệt thống kê với không, một kết quả độ vững củng cố cách diễn giải tính lỗi thời của biến đại diện Tầng 1 trong môi trường số đã lan tỏa gần phổ quát.</w:t>
       </w:r>
     </w:p>
-    <w:bookmarkEnd w:id="73"/>
-    <w:bookmarkStart w:id="74" w:name="Xb573bac204afdc8ffa701419cd49d3f05015225"/>
+    <w:bookmarkEnd w:id="74"/>
+    <w:bookmarkStart w:id="75" w:name="Xb573bac204afdc8ffa701419cd49d3f05015225"/>
     <w:p>
       <w:pPr>
         <w:pStyle w:val="Heading3"/>
@@ -20547,8 +20771,8 @@
         <w:t xml:space="preserve">Việc tính giới hạn đòi hỏi đặt cận trên cho mức độ giải thích tối đa của một mô hình giả định đầy đủ biến. Luận án dùng quy ước cận trên này bằng 1,3 lần hệ số xác định của mô hình có kiểm soát, một mức được khuyến nghị rộng rãi trong thực hành thực nghiệm. Kết luận phương pháp luận là không hệ số trọng tâm nào đổi dấu hoặc sụp đổ về không dưới các độ lớn khả tín của lựa chọn không quan sát, qua đó cung cấp một bằng chứng độc lập rằng các mối liên hệ trọng tâm không phải là tạo phẩm của biến bỏ sót có thể thấy trước.</w:t>
       </w:r>
     </w:p>
-    <w:bookmarkEnd w:id="74"/>
-    <w:bookmarkStart w:id="75" w:name="X9d6404b3058a9ea6c8e6196550350ab05ad4e76"/>
+    <w:bookmarkEnd w:id="75"/>
+    <w:bookmarkStart w:id="76" w:name="X9d6404b3058a9ea6c8e6196550350ab05ad4e76"/>
     <w:p>
       <w:pPr>
         <w:pStyle w:val="Heading3"/>
@@ -20573,9 +20797,9 @@
         <w:t xml:space="preserve">Nguyên tắc tương tự áp dụng cho các kết quả điều tiết không có ý nghĩa trong khung đa quốc gia. Năng lực công nghệ vào mô hình với hiệu ứng mức dương và rất có ý nghĩa, cho thấy doanh nghiệp năng lực cao hơn năng suất hơn ở mọi mức quốc tế hóa, nhưng các số hạng tương tác với cường độ xuất khẩu đều không có ý nghĩa và điểm uốn gần như không đổi, nghĩa là năng lực nâng nền mà không bẻ cong đường. Kết quả không có ý nghĩa của các số hạng tương tác vì vậy không bị diễn giải là thất bại đo lường mà là bằng chứng tích cực cho cách phân vai năng lực công nghệ là bộ tăng mức chứ không phải bộ điều tiết độ cong, một kết luận được củng cố thêm bởi sự nhất quán của hiệu ứng mức dương của năng lực công nghệ ở các nghiên cứu đơn quốc gia. Việc đối chiếu chéo giữa hiệu ứng mức ổn định và hiệu ứng điều tiết không có ý nghĩa, lặp lại qua nhiều nghiên cứu thành phần và nhiều chế độ thể chế, là chính cấu trúc bằng chứng cho phép luận án phân biệt một quy luật cấu trúc bền vững khỏi một hiệu ứng ngẫu nhiên của mẫu.</w:t>
       </w:r>
     </w:p>
-    <w:bookmarkEnd w:id="75"/>
     <w:bookmarkEnd w:id="76"/>
-    <w:bookmarkStart w:id="77" w:name="X364413cac58bd17313d22102f22dd0d12fe1063"/>
+    <w:bookmarkEnd w:id="77"/>
+    <w:bookmarkStart w:id="78" w:name="X364413cac58bd17313d22102f22dd0d12fe1063"/>
     <w:p>
       <w:pPr>
         <w:pStyle w:val="Heading2"/>
@@ -21085,8 +21309,8 @@
         </w:tc>
       </w:tr>
     </w:tbl>
-    <w:bookmarkEnd w:id="77"/>
-    <w:bookmarkStart w:id="78" w:name="đạo-đức-nghiên-cứu-và-khả-năng-tái-lập"/>
+    <w:bookmarkEnd w:id="78"/>
+    <w:bookmarkStart w:id="79" w:name="đạo-đức-nghiên-cứu-và-khả-năng-tái-lập"/>
     <w:p>
       <w:pPr>
         <w:pStyle w:val="Heading2"/>
@@ -21119,7 +21343,7 @@
         <w:t xml:space="preserve">Về khả năng tái lập, luận án áp dụng nguyên tắc minh bạch kiểu PRISMA cho dữ liệu thứ cấp: toàn bộ quy trình hợp nhất sáu bước, từ lọc loại khảo sát đến tạo mẫu phân tích bằng xóa theo danh sách, được ghi rõ tiêu chí và số quan sát còn lại ở từng bước để cho phép tái dựng và kiểm chứng, cùng dòng dữ liệu kiểu PRISMA và mã tái lập trình bày đầy đủ ở Phụ lục A. Các con số trọng tâm của khung thực nghiệm được khóa và có thể tái lập đúng, gồm mô hình bậc hai gốc với cỡ mẫu hồi quy 81.022 và điểm uốn 51,5%, cùng mô hình đầy đủ thêm năng lực công nghệ và chấp nhận số với cỡ mẫu 79.080 và điểm uốn 43,6%. Tập lệnh xây dựng dữ liệu gộp tái lập đúng quy trình sáu bước S1 đến S6 trên kho mã hiện hành, bảo đảm rằng mỗi cập nhật bổ sung nền kinh tế hay đợt khảo sát mới, chẳng hạn Nhật Bản 2025, đều đi qua cùng một chuỗi quyết định lọc và hài hòa hóa có thể kiểm chứng.</w:t>
       </w:r>
     </w:p>
-    <w:bookmarkEnd w:id="78"/>
+    <w:bookmarkEnd w:id="79"/>
     <w:sectPr>
       <w:pgSz w:h="16838" w:w="11906"/>
       <w:pgMar w:bottom="1417" w:left="1417" w:right="1417" w:top="1417"/>

--- a/dist/BO_NOP_HOAN_CHINH_2026-06/3_luan_an_chuong_phu_luc/chuong_3_phuong_phap_vi.docx
+++ b/dist/BO_NOP_HOAN_CHINH_2026-06/3_luan_an_chuong_phu_luc/chuong_3_phuong_phap_vi.docx
@@ -21346,7 +21346,7 @@
     <w:bookmarkEnd w:id="79"/>
     <w:sectPr>
       <w:pgSz w:h="16838" w:w="11906"/>
-      <w:pgMar w:bottom="1417" w:left="1417" w:right="1417" w:top="1417"/>
+      <w:pgMar w:bottom="1134" w:left="1701" w:right="1134" w:top="1134"/>
     </w:sectPr>
   </w:body>
 </w:document>
@@ -21578,13 +21578,13 @@
     <w:name w:val="Normal"/>
     <w:qFormat/>
     <w:pPr>
-      <w:spacing w:line="276" w:lineRule="auto"/>
+      <w:spacing w:line="288" w:lineRule="auto"/>
       <w:jc w:val="both"/>
     </w:pPr>
     <w:rPr>
       <w:rFonts w:ascii="Times New Roman" w:eastAsia="Times New Roman" w:hAnsi="Times New Roman"/>
       <w:color w:val="000000"/>
-      <w:sz w:val="24"/>
+      <w:sz w:val="26"/>
     </w:rPr>
   </w:style>
   <w:style w:styleId="BodyText" w:type="paragraph">
@@ -21592,14 +21592,14 @@
     <w:basedOn w:val="Normal"/>
     <w:link w:val="BodyTextChar"/>
     <w:pPr>
-      <w:spacing w:after="180" w:before="180" w:line="276" w:lineRule="auto"/>
+      <w:spacing w:after="180" w:before="180" w:line="288" w:lineRule="auto"/>
       <w:jc w:val="both"/>
     </w:pPr>
     <w:qFormat/>
     <w:rPr>
       <w:rFonts w:ascii="Times New Roman" w:eastAsia="Times New Roman" w:hAnsi="Times New Roman"/>
       <w:color w:val="000000"/>
-      <w:sz w:val="24"/>
+      <w:sz w:val="26"/>
     </w:rPr>
   </w:style>
   <w:style w:customStyle="1" w:styleId="FirstParagraph" w:type="paragraph">
@@ -21608,13 +21608,13 @@
     <w:next w:val="BodyText"/>
     <w:qFormat/>
     <w:pPr>
-      <w:spacing w:line="276" w:lineRule="auto"/>
+      <w:spacing w:line="288" w:lineRule="auto"/>
       <w:jc w:val="both"/>
     </w:pPr>
     <w:rPr>
       <w:rFonts w:ascii="Times New Roman" w:eastAsia="Times New Roman" w:hAnsi="Times New Roman"/>
       <w:color w:val="000000"/>
-      <w:sz w:val="24"/>
+      <w:sz w:val="26"/>
     </w:rPr>
   </w:style>
   <w:style w:customStyle="1" w:styleId="Compact" w:type="paragraph">
@@ -21622,13 +21622,13 @@
     <w:basedOn w:val="BodyText"/>
     <w:qFormat/>
     <w:pPr>
-      <w:spacing w:after="36" w:before="36" w:line="276" w:lineRule="auto"/>
+      <w:spacing w:after="36" w:before="36" w:line="288" w:lineRule="auto"/>
       <w:jc w:val="both"/>
     </w:pPr>
     <w:rPr>
       <w:rFonts w:ascii="Times New Roman" w:eastAsia="Times New Roman" w:hAnsi="Times New Roman"/>
       <w:color w:val="000000"/>
-      <w:sz w:val="24"/>
+      <w:sz w:val="26"/>
     </w:rPr>
   </w:style>
   <w:style w:styleId="Title" w:type="paragraph">
@@ -21639,7 +21639,7 @@
     <w:pPr>
       <w:keepNext/>
       <w:keepLines/>
-      <w:spacing w:after="240" w:before="480" w:line="276" w:lineRule="auto"/>
+      <w:spacing w:after="240" w:before="480" w:line="288" w:lineRule="auto"/>
       <w:jc w:val="both"/>
     </w:pPr>
     <w:rPr>
@@ -21647,7 +21647,7 @@
       <w:b/>
       <w:bCs/>
       <w:color w:val="000000"/>
-      <w:sz w:val="24"/>
+      <w:sz w:val="26"/>
       <w:szCs w:val="36"/>
     </w:rPr>
   </w:style>
@@ -21659,13 +21659,13 @@
     <w:pPr>
       <w:keepNext/>
       <w:keepLines/>
-      <w:spacing w:after="240" w:before="240" w:line="276" w:lineRule="auto"/>
+      <w:spacing w:after="240" w:before="240" w:line="288" w:lineRule="auto"/>
       <w:jc w:val="both"/>
     </w:pPr>
     <w:rPr>
       <w:rFonts w:ascii="Times New Roman" w:eastAsia="Times New Roman" w:hAnsi="Times New Roman"/>
       <w:color w:val="000000"/>
-      <w:sz w:val="24"/>
+      <w:sz w:val="26"/>
       <w:szCs w:val="30"/>
     </w:rPr>
   </w:style>
@@ -21676,13 +21676,13 @@
     <w:pPr>
       <w:keepNext/>
       <w:keepLines/>
-      <w:spacing w:line="276" w:lineRule="auto"/>
+      <w:spacing w:line="288" w:lineRule="auto"/>
       <w:jc w:val="both"/>
     </w:pPr>
     <w:rPr>
       <w:rFonts w:ascii="Times New Roman" w:eastAsia="Times New Roman" w:hAnsi="Times New Roman"/>
       <w:color w:val="000000"/>
-      <w:sz w:val="24"/>
+      <w:sz w:val="26"/>
     </w:rPr>
   </w:style>
   <w:style w:styleId="Date" w:type="paragraph">
@@ -21692,13 +21692,13 @@
     <w:pPr>
       <w:keepNext/>
       <w:keepLines/>
-      <w:spacing w:line="276" w:lineRule="auto"/>
+      <w:spacing w:line="288" w:lineRule="auto"/>
       <w:jc w:val="both"/>
     </w:pPr>
     <w:rPr>
       <w:rFonts w:ascii="Times New Roman" w:eastAsia="Times New Roman" w:hAnsi="Times New Roman"/>
       <w:color w:val="000000"/>
-      <w:sz w:val="24"/>
+      <w:sz w:val="26"/>
     </w:rPr>
   </w:style>
   <w:style w:customStyle="1" w:styleId="AbstractTitle" w:type="paragraph">
@@ -21710,11 +21710,11 @@
       <w:keepNext/>
       <w:keepLines/>
       <w:jc w:val="both"/>
-      <w:spacing w:after="0" w:before="300" w:line="276" w:lineRule="auto"/>
+      <w:spacing w:after="0" w:before="300" w:line="288" w:lineRule="auto"/>
     </w:pPr>
     <w:rPr>
       <w:color w:val="000000"/>
-      <w:sz w:val="24"/>
+      <w:sz w:val="26"/>
       <w:szCs w:val="20"/>
       <w:rFonts w:ascii="Times New Roman" w:eastAsia="Times New Roman" w:hAnsi="Times New Roman"/>
       <w:b/>
@@ -21728,13 +21728,13 @@
     <w:pPr>
       <w:keepNext/>
       <w:keepLines/>
-      <w:spacing w:after="300" w:before="100" w:line="276" w:lineRule="auto"/>
+      <w:spacing w:after="300" w:before="100" w:line="288" w:lineRule="auto"/>
       <w:jc w:val="both"/>
     </w:pPr>
     <w:rPr>
       <w:rFonts w:ascii="Times New Roman" w:eastAsia="Times New Roman" w:hAnsi="Times New Roman"/>
       <w:color w:val="000000"/>
-      <w:sz w:val="24"/>
+      <w:sz w:val="26"/>
       <w:szCs w:val="20"/>
     </w:rPr>
   </w:style>
@@ -21744,13 +21744,13 @@
     <w:next w:val="Bibliography"/>
     <w:qFormat/>
     <w:pPr>
-      <w:spacing w:line="276" w:lineRule="auto"/>
+      <w:spacing w:line="288" w:lineRule="auto"/>
       <w:jc w:val="both"/>
     </w:pPr>
     <w:rPr>
       <w:rFonts w:ascii="Times New Roman" w:eastAsia="Times New Roman" w:hAnsi="Times New Roman"/>
       <w:color w:val="000000"/>
-      <w:sz w:val="24"/>
+      <w:sz w:val="26"/>
     </w:rPr>
   </w:style>
   <w:style w:styleId="Heading1" w:type="paragraph">
@@ -21762,7 +21762,7 @@
     <w:pPr>
       <w:keepNext/>
       <w:keepLines/>
-      <w:spacing w:after="0" w:before="480" w:line="276" w:lineRule="auto"/>
+      <w:spacing w:after="0" w:before="480" w:line="288" w:lineRule="auto"/>
       <w:jc w:val="both"/>
       <w:outlineLvl w:val="0"/>
     </w:pPr>
@@ -21771,7 +21771,7 @@
       <w:b/>
       <w:bCs/>
       <w:color w:val="000000"/>
-      <w:sz w:val="24"/>
+      <w:sz w:val="26"/>
       <w:szCs w:val="32"/>
     </w:rPr>
   </w:style>
@@ -21785,7 +21785,7 @@
     <w:pPr>
       <w:keepNext/>
       <w:keepLines/>
-      <w:spacing w:after="0" w:before="200" w:line="276" w:lineRule="auto"/>
+      <w:spacing w:after="0" w:before="200" w:line="288" w:lineRule="auto"/>
       <w:jc w:val="both"/>
       <w:outlineLvl w:val="1"/>
     </w:pPr>
@@ -21794,7 +21794,7 @@
       <w:b/>
       <w:bCs/>
       <w:color w:val="000000"/>
-      <w:sz w:val="24"/>
+      <w:sz w:val="26"/>
       <w:szCs w:val="28"/>
     </w:rPr>
   </w:style>
@@ -21808,7 +21808,7 @@
     <w:pPr>
       <w:keepNext/>
       <w:keepLines/>
-      <w:spacing w:after="0" w:before="200" w:line="276" w:lineRule="auto"/>
+      <w:spacing w:after="0" w:before="200" w:line="288" w:lineRule="auto"/>
       <w:jc w:val="both"/>
       <w:outlineLvl w:val="2"/>
     </w:pPr>
@@ -21817,7 +21817,7 @@
       <w:b/>
       <w:bCs/>
       <w:color w:val="000000"/>
-      <w:sz w:val="24"/>
+      <w:sz w:val="26"/>
       <w:szCs w:val="24"/>
     </w:rPr>
   </w:style>
@@ -21831,7 +21831,7 @@
     <w:pPr>
       <w:keepNext/>
       <w:keepLines/>
-      <w:spacing w:after="0" w:before="200" w:line="276" w:lineRule="auto"/>
+      <w:spacing w:after="0" w:before="200" w:line="288" w:lineRule="auto"/>
       <w:jc w:val="both"/>
       <w:outlineLvl w:val="3"/>
     </w:pPr>
@@ -21840,7 +21840,7 @@
       <w:i/>
       <w:bCs/>
       <w:color w:val="000000"/>
-      <w:sz w:val="24"/>
+      <w:sz w:val="26"/>
       <w:szCs w:val="24"/>
     </w:rPr>
   </w:style>
@@ -21854,7 +21854,7 @@
     <w:pPr>
       <w:keepNext/>
       <w:keepLines/>
-      <w:spacing w:after="0" w:before="200" w:line="276" w:lineRule="auto"/>
+      <w:spacing w:after="0" w:before="200" w:line="288" w:lineRule="auto"/>
       <w:jc w:val="both"/>
       <w:outlineLvl w:val="4"/>
     </w:pPr>
@@ -21862,7 +21862,7 @@
       <w:rFonts w:ascii="Times New Roman" w:asciiTheme="majorHAnsi" w:cstheme="majorBidi" w:eastAsia="Times New Roman" w:eastAsiaTheme="majorEastAsia" w:hAnsi="Times New Roman" w:hAnsiTheme="majorHAnsi"/>
       <w:iCs/>
       <w:color w:val="000000"/>
-      <w:sz w:val="24"/>
+      <w:sz w:val="26"/>
       <w:szCs w:val="24"/>
     </w:rPr>
   </w:style>
@@ -21876,14 +21876,14 @@
     <w:pPr>
       <w:keepNext/>
       <w:keepLines/>
-      <w:spacing w:after="0" w:before="200" w:line="276" w:lineRule="auto"/>
+      <w:spacing w:after="0" w:before="200" w:line="288" w:lineRule="auto"/>
       <w:jc w:val="both"/>
       <w:outlineLvl w:val="5"/>
     </w:pPr>
     <w:rPr>
       <w:rFonts w:ascii="Times New Roman" w:asciiTheme="majorHAnsi" w:cstheme="majorBidi" w:eastAsia="Times New Roman" w:eastAsiaTheme="majorEastAsia" w:hAnsi="Times New Roman" w:hAnsiTheme="majorHAnsi"/>
       <w:color w:val="000000"/>
-      <w:sz w:val="24"/>
+      <w:sz w:val="26"/>
       <w:szCs w:val="24"/>
     </w:rPr>
   </w:style>
@@ -21897,14 +21897,14 @@
     <w:pPr>
       <w:keepNext/>
       <w:keepLines/>
-      <w:spacing w:after="0" w:before="200" w:line="276" w:lineRule="auto"/>
+      <w:spacing w:after="0" w:before="200" w:line="288" w:lineRule="auto"/>
       <w:jc w:val="both"/>
       <w:outlineLvl w:val="6"/>
     </w:pPr>
     <w:rPr>
       <w:rFonts w:ascii="Times New Roman" w:asciiTheme="majorHAnsi" w:cstheme="majorBidi" w:eastAsia="Times New Roman" w:eastAsiaTheme="majorEastAsia" w:hAnsi="Times New Roman" w:hAnsiTheme="majorHAnsi"/>
       <w:color w:val="000000"/>
-      <w:sz w:val="24"/>
+      <w:sz w:val="26"/>
       <w:szCs w:val="24"/>
     </w:rPr>
   </w:style>
@@ -21918,14 +21918,14 @@
     <w:pPr>
       <w:keepNext/>
       <w:keepLines/>
-      <w:spacing w:after="0" w:before="200" w:line="276" w:lineRule="auto"/>
+      <w:spacing w:after="0" w:before="200" w:line="288" w:lineRule="auto"/>
       <w:jc w:val="both"/>
       <w:outlineLvl w:val="7"/>
     </w:pPr>
     <w:rPr>
       <w:rFonts w:ascii="Times New Roman" w:asciiTheme="majorHAnsi" w:cstheme="majorBidi" w:eastAsia="Times New Roman" w:eastAsiaTheme="majorEastAsia" w:hAnsi="Times New Roman" w:hAnsiTheme="majorHAnsi"/>
       <w:color w:val="000000"/>
-      <w:sz w:val="24"/>
+      <w:sz w:val="26"/>
       <w:szCs w:val="24"/>
     </w:rPr>
   </w:style>
@@ -21939,14 +21939,14 @@
     <w:pPr>
       <w:keepNext/>
       <w:keepLines/>
-      <w:spacing w:after="0" w:before="200" w:line="276" w:lineRule="auto"/>
+      <w:spacing w:after="0" w:before="200" w:line="288" w:lineRule="auto"/>
       <w:jc w:val="both"/>
       <w:outlineLvl w:val="8"/>
     </w:pPr>
     <w:rPr>
       <w:rFonts w:ascii="Times New Roman" w:asciiTheme="majorHAnsi" w:cstheme="majorBidi" w:eastAsia="Times New Roman" w:eastAsiaTheme="majorEastAsia" w:hAnsi="Times New Roman" w:hAnsiTheme="majorHAnsi"/>
       <w:color w:val="000000"/>
-      <w:sz w:val="24"/>
+      <w:sz w:val="26"/>
       <w:szCs w:val="24"/>
     </w:rPr>
   </w:style>
@@ -21958,14 +21958,14 @@
     <w:unhideWhenUsed/>
     <w:qFormat/>
     <w:pPr>
-      <w:spacing w:after="100" w:before="100" w:line="276" w:lineRule="auto"/>
+      <w:spacing w:after="100" w:before="100" w:line="288" w:lineRule="auto"/>
       <w:ind w:firstLine="0" w:left="480" w:right="480"/>
       <w:jc w:val="both"/>
     </w:pPr>
     <w:rPr>
       <w:rFonts w:ascii="Times New Roman" w:eastAsia="Times New Roman" w:hAnsi="Times New Roman"/>
       <w:color w:val="000000"/>
-      <w:sz w:val="24"/>
+      <w:sz w:val="26"/>
     </w:rPr>
   </w:style>
   <w:style w:styleId="FootnoteText" w:type="paragraph">
@@ -21976,13 +21976,13 @@
     <w:unhideWhenUsed/>
     <w:qFormat/>
     <w:pPr>
-      <w:spacing w:line="276" w:lineRule="auto"/>
+      <w:spacing w:line="288" w:lineRule="auto"/>
       <w:jc w:val="both"/>
     </w:pPr>
     <w:rPr>
       <w:rFonts w:ascii="Times New Roman" w:eastAsia="Times New Roman" w:hAnsi="Times New Roman"/>
       <w:color w:val="000000"/>
-      <w:sz w:val="24"/>
+      <w:sz w:val="26"/>
     </w:rPr>
   </w:style>
   <w:style w:default="1" w:styleId="DefaultParagraphFont" w:type="character">
@@ -21992,7 +21992,7 @@
     <w:rPr>
       <w:rFonts w:ascii="Times New Roman" w:eastAsia="Times New Roman" w:hAnsi="Times New Roman"/>
       <w:color w:val="000000"/>
-      <w:sz w:val="24"/>
+      <w:sz w:val="26"/>
     </w:rPr>
   </w:style>
   <w:style w:default="1" w:styleId="Table" w:type="table">
@@ -22002,13 +22002,13 @@
     <w:unhideWhenUsed/>
     <w:qFormat/>
     <w:pPr>
-      <w:spacing w:line="276" w:lineRule="auto"/>
+      <w:spacing w:line="288" w:lineRule="auto"/>
       <w:jc w:val="both"/>
     </w:pPr>
     <w:rPr>
       <w:rFonts w:ascii="Times New Roman" w:eastAsia="Times New Roman" w:hAnsi="Times New Roman"/>
       <w:color w:val="000000"/>
-      <w:sz w:val="24"/>
+      <w:sz w:val="26"/>
     </w:rPr>
     <w:tblPr>
       <w:tblInd w:type="dxa" w:w="0"/>
@@ -22042,27 +22042,27 @@
     <w:pPr>
       <w:keepNext/>
       <w:keepLines/>
-      <w:spacing w:after="0" w:line="276" w:lineRule="auto"/>
+      <w:spacing w:after="0" w:line="288" w:lineRule="auto"/>
       <w:jc w:val="both"/>
     </w:pPr>
     <w:rPr>
       <w:rFonts w:ascii="Times New Roman" w:eastAsia="Times New Roman" w:hAnsi="Times New Roman"/>
       <w:b/>
       <w:color w:val="000000"/>
-      <w:sz w:val="24"/>
+      <w:sz w:val="26"/>
     </w:rPr>
   </w:style>
   <w:style w:customStyle="1" w:styleId="Definition" w:type="paragraph">
     <w:name w:val="Definition"/>
     <w:basedOn w:val="Normal"/>
     <w:pPr>
-      <w:spacing w:line="276" w:lineRule="auto"/>
+      <w:spacing w:line="288" w:lineRule="auto"/>
       <w:jc w:val="both"/>
     </w:pPr>
     <w:rPr>
       <w:rFonts w:ascii="Times New Roman" w:eastAsia="Times New Roman" w:hAnsi="Times New Roman"/>
       <w:color w:val="000000"/>
-      <w:sz w:val="24"/>
+      <w:sz w:val="26"/>
     </w:rPr>
   </w:style>
   <w:style w:styleId="Caption" w:type="paragraph">
@@ -22070,14 +22070,14 @@
     <w:basedOn w:val="Normal"/>
     <w:link w:val="BodyTextChar"/>
     <w:pPr>
-      <w:spacing w:after="120" w:before="0" w:line="276" w:lineRule="auto"/>
+      <w:spacing w:after="120" w:before="0" w:line="288" w:lineRule="auto"/>
       <w:jc w:val="both"/>
     </w:pPr>
     <w:rPr>
       <w:rFonts w:ascii="Times New Roman" w:eastAsia="Times New Roman" w:hAnsi="Times New Roman"/>
       <w:i/>
       <w:color w:val="000000"/>
-      <w:sz w:val="24"/>
+      <w:sz w:val="26"/>
     </w:rPr>
   </w:style>
   <w:style w:customStyle="1" w:styleId="TableCaption" w:type="paragraph">
@@ -22085,39 +22085,39 @@
     <w:basedOn w:val="Caption"/>
     <w:pPr>
       <w:keepNext/>
-      <w:spacing w:line="276" w:lineRule="auto"/>
+      <w:spacing w:line="288" w:lineRule="auto"/>
       <w:jc w:val="both"/>
     </w:pPr>
     <w:rPr>
       <w:rFonts w:ascii="Times New Roman" w:eastAsia="Times New Roman" w:hAnsi="Times New Roman"/>
       <w:color w:val="000000"/>
-      <w:sz w:val="24"/>
+      <w:sz w:val="26"/>
     </w:rPr>
   </w:style>
   <w:style w:customStyle="1" w:styleId="ImageCaption" w:type="paragraph">
     <w:name w:val="Image Caption"/>
     <w:basedOn w:val="Caption"/>
     <w:pPr>
-      <w:spacing w:line="276" w:lineRule="auto"/>
+      <w:spacing w:line="288" w:lineRule="auto"/>
       <w:jc w:val="both"/>
     </w:pPr>
     <w:rPr>
       <w:rFonts w:ascii="Times New Roman" w:eastAsia="Times New Roman" w:hAnsi="Times New Roman"/>
       <w:color w:val="000000"/>
-      <w:sz w:val="24"/>
+      <w:sz w:val="26"/>
     </w:rPr>
   </w:style>
   <w:style w:customStyle="1" w:styleId="Figure" w:type="paragraph">
     <w:name w:val="Figure"/>
     <w:basedOn w:val="Normal"/>
     <w:pPr>
-      <w:spacing w:line="276" w:lineRule="auto"/>
+      <w:spacing w:line="288" w:lineRule="auto"/>
       <w:jc w:val="both"/>
     </w:pPr>
     <w:rPr>
       <w:rFonts w:ascii="Times New Roman" w:eastAsia="Times New Roman" w:hAnsi="Times New Roman"/>
       <w:color w:val="000000"/>
-      <w:sz w:val="24"/>
+      <w:sz w:val="26"/>
     </w:rPr>
   </w:style>
   <w:style w:customStyle="1" w:styleId="CaptionedFigure" w:type="paragraph">
@@ -22125,13 +22125,13 @@
     <w:basedOn w:val="Figure"/>
     <w:pPr>
       <w:keepNext/>
-      <w:spacing w:line="276" w:lineRule="auto"/>
+      <w:spacing w:line="288" w:lineRule="auto"/>
       <w:jc w:val="both"/>
     </w:pPr>
     <w:rPr>
       <w:rFonts w:ascii="Times New Roman" w:eastAsia="Times New Roman" w:hAnsi="Times New Roman"/>
       <w:color w:val="000000"/>
-      <w:sz w:val="24"/>
+      <w:sz w:val="26"/>
     </w:rPr>
   </w:style>
   <w:style w:customStyle="1" w:styleId="BodyTextChar" w:type="character">
@@ -22141,7 +22141,7 @@
     <w:rPr>
       <w:rFonts w:ascii="Times New Roman" w:eastAsia="Times New Roman" w:hAnsi="Times New Roman"/>
       <w:color w:val="000000"/>
-      <w:sz w:val="24"/>
+      <w:sz w:val="26"/>
     </w:rPr>
   </w:style>
   <w:style w:customStyle="1" w:styleId="VerbatimChar" w:type="character">
@@ -22150,7 +22150,7 @@
     <w:rPr>
       <w:rFonts w:ascii="Times New Roman" w:eastAsia="Times New Roman" w:hAnsi="Times New Roman"/>
       <w:color w:val="000000"/>
-      <w:sz w:val="24"/>
+      <w:sz w:val="26"/>
     </w:rPr>
   </w:style>
   <w:style w:customStyle="1" w:styleId="SectionNumber" w:type="character">
@@ -22159,7 +22159,7 @@
     <w:rPr>
       <w:rFonts w:ascii="Times New Roman" w:eastAsia="Times New Roman" w:hAnsi="Times New Roman"/>
       <w:color w:val="000000"/>
-      <w:sz w:val="24"/>
+      <w:sz w:val="26"/>
     </w:rPr>
   </w:style>
   <w:style w:styleId="FootnoteReference" w:type="character">
@@ -22168,7 +22168,7 @@
     <w:rPr>
       <w:rFonts w:ascii="Times New Roman" w:eastAsia="Times New Roman" w:hAnsi="Times New Roman"/>
       <w:color w:val="000000"/>
-      <w:sz w:val="24"/>
+      <w:sz w:val="26"/>
       <w:vertAlign w:val="superscript"/>
     </w:rPr>
   </w:style>
@@ -22178,7 +22178,7 @@
     <w:rPr>
       <w:rFonts w:ascii="Times New Roman" w:eastAsia="Times New Roman" w:hAnsi="Times New Roman"/>
       <w:color w:val="000000"/>
-      <w:sz w:val="24"/>
+      <w:sz w:val="26"/>
     </w:rPr>
   </w:style>
   <w:style w:styleId="TOCHeading" w:type="paragraph">
@@ -22189,7 +22189,7 @@
     <w:unhideWhenUsed/>
     <w:qFormat/>
     <w:pPr>
-      <w:spacing w:before="240" w:line="276" w:lineRule="auto"/>
+      <w:spacing w:before="240" w:line="288" w:lineRule="auto"/>
       <w:jc w:val="both"/>
       <w:outlineLvl w:val="9"/>
     </w:pPr>
@@ -22198,242 +22198,317 @@
       <w:b w:val="0"/>
       <w:bCs w:val="0"/>
       <w:color w:val="000000"/>
-      <w:sz w:val="24"/>
+      <w:sz w:val="26"/>
     </w:rPr>
   </w:style>
-  <w:style w:type="paragraph" w:customStyle="1" w:styleId="SourceCode">
+  <w:style w:customStyle="1" w:styleId="SourceCode" w:type="paragraph">
     <w:name w:val="Source Code"/>
     <w:basedOn w:val="Normal"/>
     <w:link w:val="VerbatimChar"/>
     <w:pPr>
       <w:wordWrap w:val="off"/>
+      <w:spacing w:line="288" w:lineRule="auto"/>
+      <w:jc w:val="both"/>
     </w:pPr>
+    <w:rPr>
+      <w:rFonts w:ascii="Times New Roman" w:eastAsia="Times New Roman" w:hAnsi="Times New Roman"/>
+      <w:color w:val="000000"/>
+      <w:sz w:val="26"/>
+    </w:rPr>
   </w:style>
-  <w:style w:type="character" w:customStyle="1" w:styleId="KeywordTok">
+  <w:style w:customStyle="1" w:styleId="KeywordTok" w:type="character">
     <w:name w:val="KeywordTok"/>
     <w:basedOn w:val="VerbatimChar"/>
     <w:rPr>
-      <w:color w:val="007020"/>
+      <w:rFonts w:ascii="Times New Roman" w:eastAsia="Times New Roman" w:hAnsi="Times New Roman"/>
       <w:b/>
+      <w:color w:val="000000"/>
+      <w:sz w:val="26"/>
     </w:rPr>
   </w:style>
-  <w:style w:type="character" w:customStyle="1" w:styleId="DataTypeTok">
+  <w:style w:customStyle="1" w:styleId="DataTypeTok" w:type="character">
     <w:name w:val="DataTypeTok"/>
     <w:basedOn w:val="VerbatimChar"/>
     <w:rPr>
-      <w:color w:val="902000"/>
+      <w:rFonts w:ascii="Times New Roman" w:eastAsia="Times New Roman" w:hAnsi="Times New Roman"/>
+      <w:color w:val="000000"/>
+      <w:sz w:val="26"/>
     </w:rPr>
   </w:style>
-  <w:style w:type="character" w:customStyle="1" w:styleId="DecValTok">
+  <w:style w:customStyle="1" w:styleId="DecValTok" w:type="character">
     <w:name w:val="DecValTok"/>
     <w:basedOn w:val="VerbatimChar"/>
     <w:rPr>
-      <w:color w:val="40a070"/>
+      <w:rFonts w:ascii="Times New Roman" w:eastAsia="Times New Roman" w:hAnsi="Times New Roman"/>
+      <w:color w:val="000000"/>
+      <w:sz w:val="26"/>
     </w:rPr>
   </w:style>
-  <w:style w:type="character" w:customStyle="1" w:styleId="BaseNTok">
+  <w:style w:customStyle="1" w:styleId="BaseNTok" w:type="character">
     <w:name w:val="BaseNTok"/>
     <w:basedOn w:val="VerbatimChar"/>
     <w:rPr>
-      <w:color w:val="40a070"/>
+      <w:rFonts w:ascii="Times New Roman" w:eastAsia="Times New Roman" w:hAnsi="Times New Roman"/>
+      <w:color w:val="000000"/>
+      <w:sz w:val="26"/>
     </w:rPr>
   </w:style>
-  <w:style w:type="character" w:customStyle="1" w:styleId="FloatTok">
+  <w:style w:customStyle="1" w:styleId="FloatTok" w:type="character">
     <w:name w:val="FloatTok"/>
     <w:basedOn w:val="VerbatimChar"/>
     <w:rPr>
-      <w:color w:val="40a070"/>
+      <w:rFonts w:ascii="Times New Roman" w:eastAsia="Times New Roman" w:hAnsi="Times New Roman"/>
+      <w:color w:val="000000"/>
+      <w:sz w:val="26"/>
     </w:rPr>
   </w:style>
-  <w:style w:type="character" w:customStyle="1" w:styleId="ConstantTok">
+  <w:style w:customStyle="1" w:styleId="ConstantTok" w:type="character">
     <w:name w:val="ConstantTok"/>
     <w:basedOn w:val="VerbatimChar"/>
     <w:rPr>
-      <w:color w:val="880000"/>
+      <w:rFonts w:ascii="Times New Roman" w:eastAsia="Times New Roman" w:hAnsi="Times New Roman"/>
+      <w:color w:val="000000"/>
+      <w:sz w:val="26"/>
     </w:rPr>
   </w:style>
-  <w:style w:type="character" w:customStyle="1" w:styleId="CharTok">
+  <w:style w:customStyle="1" w:styleId="CharTok" w:type="character">
     <w:name w:val="CharTok"/>
     <w:basedOn w:val="VerbatimChar"/>
     <w:rPr>
-      <w:color w:val="4070a0"/>
+      <w:rFonts w:ascii="Times New Roman" w:eastAsia="Times New Roman" w:hAnsi="Times New Roman"/>
+      <w:color w:val="000000"/>
+      <w:sz w:val="26"/>
     </w:rPr>
   </w:style>
-  <w:style w:type="character" w:customStyle="1" w:styleId="SpecialCharTok">
+  <w:style w:customStyle="1" w:styleId="SpecialCharTok" w:type="character">
     <w:name w:val="SpecialCharTok"/>
     <w:basedOn w:val="VerbatimChar"/>
     <w:rPr>
-      <w:color w:val="4070a0"/>
+      <w:rFonts w:ascii="Times New Roman" w:eastAsia="Times New Roman" w:hAnsi="Times New Roman"/>
+      <w:color w:val="000000"/>
+      <w:sz w:val="26"/>
     </w:rPr>
   </w:style>
-  <w:style w:type="character" w:customStyle="1" w:styleId="StringTok">
+  <w:style w:customStyle="1" w:styleId="StringTok" w:type="character">
     <w:name w:val="StringTok"/>
     <w:basedOn w:val="VerbatimChar"/>
     <w:rPr>
-      <w:color w:val="4070a0"/>
+      <w:rFonts w:ascii="Times New Roman" w:eastAsia="Times New Roman" w:hAnsi="Times New Roman"/>
+      <w:color w:val="000000"/>
+      <w:sz w:val="26"/>
     </w:rPr>
   </w:style>
-  <w:style w:type="character" w:customStyle="1" w:styleId="VerbatimStringTok">
+  <w:style w:customStyle="1" w:styleId="VerbatimStringTok" w:type="character">
     <w:name w:val="VerbatimStringTok"/>
     <w:basedOn w:val="VerbatimChar"/>
     <w:rPr>
-      <w:color w:val="4070a0"/>
+      <w:rFonts w:ascii="Times New Roman" w:eastAsia="Times New Roman" w:hAnsi="Times New Roman"/>
+      <w:color w:val="000000"/>
+      <w:sz w:val="26"/>
     </w:rPr>
   </w:style>
-  <w:style w:type="character" w:customStyle="1" w:styleId="SpecialStringTok">
+  <w:style w:customStyle="1" w:styleId="SpecialStringTok" w:type="character">
     <w:name w:val="SpecialStringTok"/>
     <w:basedOn w:val="VerbatimChar"/>
     <w:rPr>
-      <w:color w:val="bb6688"/>
+      <w:rFonts w:ascii="Times New Roman" w:eastAsia="Times New Roman" w:hAnsi="Times New Roman"/>
+      <w:color w:val="000000"/>
+      <w:sz w:val="26"/>
     </w:rPr>
   </w:style>
-  <w:style w:type="character" w:customStyle="1" w:styleId="ImportTok">
+  <w:style w:customStyle="1" w:styleId="ImportTok" w:type="character">
     <w:name w:val="ImportTok"/>
     <w:basedOn w:val="VerbatimChar"/>
     <w:rPr>
-      <w:color w:val="008000"/>
+      <w:rFonts w:ascii="Times New Roman" w:eastAsia="Times New Roman" w:hAnsi="Times New Roman"/>
       <w:b/>
+      <w:color w:val="000000"/>
+      <w:sz w:val="26"/>
     </w:rPr>
   </w:style>
-  <w:style w:type="character" w:customStyle="1" w:styleId="CommentTok">
+  <w:style w:customStyle="1" w:styleId="CommentTok" w:type="character">
     <w:name w:val="CommentTok"/>
     <w:basedOn w:val="VerbatimChar"/>
     <w:rPr>
-      <w:color w:val="60a0b0"/>
+      <w:rFonts w:ascii="Times New Roman" w:eastAsia="Times New Roman" w:hAnsi="Times New Roman"/>
       <w:i/>
+      <w:color w:val="000000"/>
+      <w:sz w:val="26"/>
     </w:rPr>
   </w:style>
-  <w:style w:type="character" w:customStyle="1" w:styleId="DocumentationTok">
+  <w:style w:customStyle="1" w:styleId="DocumentationTok" w:type="character">
     <w:name w:val="DocumentationTok"/>
     <w:basedOn w:val="VerbatimChar"/>
     <w:rPr>
-      <w:color w:val="ba2121"/>
+      <w:rFonts w:ascii="Times New Roman" w:eastAsia="Times New Roman" w:hAnsi="Times New Roman"/>
       <w:i/>
+      <w:color w:val="000000"/>
+      <w:sz w:val="26"/>
     </w:rPr>
   </w:style>
-  <w:style w:type="character" w:customStyle="1" w:styleId="AnnotationTok">
+  <w:style w:customStyle="1" w:styleId="AnnotationTok" w:type="character">
     <w:name w:val="AnnotationTok"/>
     <w:basedOn w:val="VerbatimChar"/>
     <w:rPr>
-      <w:color w:val="60a0b0"/>
+      <w:rFonts w:ascii="Times New Roman" w:eastAsia="Times New Roman" w:hAnsi="Times New Roman"/>
       <w:b/>
       <w:i/>
+      <w:color w:val="000000"/>
+      <w:sz w:val="26"/>
     </w:rPr>
   </w:style>
-  <w:style w:type="character" w:customStyle="1" w:styleId="CommentVarTok">
+  <w:style w:customStyle="1" w:styleId="CommentVarTok" w:type="character">
     <w:name w:val="CommentVarTok"/>
     <w:basedOn w:val="VerbatimChar"/>
     <w:rPr>
-      <w:color w:val="60a0b0"/>
+      <w:rFonts w:ascii="Times New Roman" w:eastAsia="Times New Roman" w:hAnsi="Times New Roman"/>
       <w:b/>
       <w:i/>
+      <w:color w:val="000000"/>
+      <w:sz w:val="26"/>
     </w:rPr>
   </w:style>
-  <w:style w:type="character" w:customStyle="1" w:styleId="OtherTok">
+  <w:style w:customStyle="1" w:styleId="OtherTok" w:type="character">
     <w:name w:val="OtherTok"/>
     <w:basedOn w:val="VerbatimChar"/>
     <w:rPr>
-      <w:color w:val="007020"/>
+      <w:rFonts w:ascii="Times New Roman" w:eastAsia="Times New Roman" w:hAnsi="Times New Roman"/>
+      <w:color w:val="000000"/>
+      <w:sz w:val="26"/>
     </w:rPr>
   </w:style>
-  <w:style w:type="character" w:customStyle="1" w:styleId="FunctionTok">
+  <w:style w:customStyle="1" w:styleId="FunctionTok" w:type="character">
     <w:name w:val="FunctionTok"/>
     <w:basedOn w:val="VerbatimChar"/>
     <w:rPr>
-      <w:color w:val="06287e"/>
+      <w:rFonts w:ascii="Times New Roman" w:eastAsia="Times New Roman" w:hAnsi="Times New Roman"/>
+      <w:color w:val="000000"/>
+      <w:sz w:val="26"/>
     </w:rPr>
   </w:style>
-  <w:style w:type="character" w:customStyle="1" w:styleId="VariableTok">
+  <w:style w:customStyle="1" w:styleId="VariableTok" w:type="character">
     <w:name w:val="VariableTok"/>
     <w:basedOn w:val="VerbatimChar"/>
     <w:rPr>
-      <w:color w:val="19177c"/>
+      <w:rFonts w:ascii="Times New Roman" w:eastAsia="Times New Roman" w:hAnsi="Times New Roman"/>
+      <w:color w:val="000000"/>
+      <w:sz w:val="26"/>
     </w:rPr>
   </w:style>
-  <w:style w:type="character" w:customStyle="1" w:styleId="ControlFlowTok">
+  <w:style w:customStyle="1" w:styleId="ControlFlowTok" w:type="character">
     <w:name w:val="ControlFlowTok"/>
     <w:basedOn w:val="VerbatimChar"/>
     <w:rPr>
-      <w:color w:val="007020"/>
+      <w:rFonts w:ascii="Times New Roman" w:eastAsia="Times New Roman" w:hAnsi="Times New Roman"/>
       <w:b/>
+      <w:color w:val="000000"/>
+      <w:sz w:val="26"/>
     </w:rPr>
   </w:style>
-  <w:style w:type="character" w:customStyle="1" w:styleId="OperatorTok">
+  <w:style w:customStyle="1" w:styleId="OperatorTok" w:type="character">
     <w:name w:val="OperatorTok"/>
     <w:basedOn w:val="VerbatimChar"/>
     <w:rPr>
-      <w:color w:val="666666"/>
+      <w:rFonts w:ascii="Times New Roman" w:eastAsia="Times New Roman" w:hAnsi="Times New Roman"/>
+      <w:color w:val="000000"/>
+      <w:sz w:val="26"/>
     </w:rPr>
   </w:style>
-  <w:style w:type="character" w:customStyle="1" w:styleId="BuiltInTok">
+  <w:style w:customStyle="1" w:styleId="BuiltInTok" w:type="character">
     <w:name w:val="BuiltInTok"/>
     <w:basedOn w:val="VerbatimChar"/>
     <w:rPr>
-      <w:color w:val="008000"/>
+      <w:rFonts w:ascii="Times New Roman" w:eastAsia="Times New Roman" w:hAnsi="Times New Roman"/>
+      <w:color w:val="000000"/>
+      <w:sz w:val="26"/>
     </w:rPr>
   </w:style>
-  <w:style w:type="character" w:customStyle="1" w:styleId="ExtensionTok">
+  <w:style w:customStyle="1" w:styleId="ExtensionTok" w:type="character">
     <w:name w:val="ExtensionTok"/>
     <w:basedOn w:val="VerbatimChar"/>
-    <w:rPr/>
+    <w:rPr>
+      <w:rFonts w:ascii="Times New Roman" w:eastAsia="Times New Roman" w:hAnsi="Times New Roman"/>
+      <w:color w:val="000000"/>
+      <w:sz w:val="26"/>
+    </w:rPr>
   </w:style>
-  <w:style w:type="character" w:customStyle="1" w:styleId="PreprocessorTok">
+  <w:style w:customStyle="1" w:styleId="PreprocessorTok" w:type="character">
     <w:name w:val="PreprocessorTok"/>
     <w:basedOn w:val="VerbatimChar"/>
     <w:rPr>
-      <w:color w:val="bc7a00"/>
+      <w:rFonts w:ascii="Times New Roman" w:eastAsia="Times New Roman" w:hAnsi="Times New Roman"/>
+      <w:color w:val="000000"/>
+      <w:sz w:val="26"/>
     </w:rPr>
   </w:style>
-  <w:style w:type="character" w:customStyle="1" w:styleId="AttributeTok">
+  <w:style w:customStyle="1" w:styleId="AttributeTok" w:type="character">
     <w:name w:val="AttributeTok"/>
     <w:basedOn w:val="VerbatimChar"/>
     <w:rPr>
-      <w:color w:val="7d9029"/>
+      <w:rFonts w:ascii="Times New Roman" w:eastAsia="Times New Roman" w:hAnsi="Times New Roman"/>
+      <w:color w:val="000000"/>
+      <w:sz w:val="26"/>
     </w:rPr>
   </w:style>
-  <w:style w:type="character" w:customStyle="1" w:styleId="RegionMarkerTok">
+  <w:style w:customStyle="1" w:styleId="RegionMarkerTok" w:type="character">
     <w:name w:val="RegionMarkerTok"/>
     <w:basedOn w:val="VerbatimChar"/>
-    <w:rPr/>
+    <w:rPr>
+      <w:rFonts w:ascii="Times New Roman" w:eastAsia="Times New Roman" w:hAnsi="Times New Roman"/>
+      <w:color w:val="000000"/>
+      <w:sz w:val="26"/>
+    </w:rPr>
   </w:style>
-  <w:style w:type="character" w:customStyle="1" w:styleId="InformationTok">
+  <w:style w:customStyle="1" w:styleId="InformationTok" w:type="character">
     <w:name w:val="InformationTok"/>
     <w:basedOn w:val="VerbatimChar"/>
     <w:rPr>
-      <w:color w:val="60a0b0"/>
+      <w:rFonts w:ascii="Times New Roman" w:eastAsia="Times New Roman" w:hAnsi="Times New Roman"/>
       <w:b/>
       <w:i/>
+      <w:color w:val="000000"/>
+      <w:sz w:val="26"/>
     </w:rPr>
   </w:style>
-  <w:style w:type="character" w:customStyle="1" w:styleId="WarningTok">
+  <w:style w:customStyle="1" w:styleId="WarningTok" w:type="character">
     <w:name w:val="WarningTok"/>
     <w:basedOn w:val="VerbatimChar"/>
     <w:rPr>
-      <w:color w:val="60a0b0"/>
+      <w:rFonts w:ascii="Times New Roman" w:eastAsia="Times New Roman" w:hAnsi="Times New Roman"/>
       <w:b/>
       <w:i/>
+      <w:color w:val="000000"/>
+      <w:sz w:val="26"/>
     </w:rPr>
   </w:style>
-  <w:style w:type="character" w:customStyle="1" w:styleId="AlertTok">
+  <w:style w:customStyle="1" w:styleId="AlertTok" w:type="character">
     <w:name w:val="AlertTok"/>
     <w:basedOn w:val="VerbatimChar"/>
     <w:rPr>
-      <w:color w:val="ff0000"/>
+      <w:rFonts w:ascii="Times New Roman" w:eastAsia="Times New Roman" w:hAnsi="Times New Roman"/>
       <w:b/>
+      <w:color w:val="000000"/>
+      <w:sz w:val="26"/>
     </w:rPr>
   </w:style>
-  <w:style w:type="character" w:customStyle="1" w:styleId="ErrorTok">
+  <w:style w:customStyle="1" w:styleId="ErrorTok" w:type="character">
     <w:name w:val="ErrorTok"/>
     <w:basedOn w:val="VerbatimChar"/>
     <w:rPr>
-      <w:color w:val="ff0000"/>
+      <w:rFonts w:ascii="Times New Roman" w:eastAsia="Times New Roman" w:hAnsi="Times New Roman"/>
       <w:b/>
+      <w:color w:val="000000"/>
+      <w:sz w:val="26"/>
     </w:rPr>
   </w:style>
-  <w:style w:type="character" w:customStyle="1" w:styleId="NormalTok">
+  <w:style w:customStyle="1" w:styleId="NormalTok" w:type="character">
     <w:name w:val="NormalTok"/>
     <w:basedOn w:val="VerbatimChar"/>
-    <w:rPr/>
+    <w:rPr>
+      <w:rFonts w:ascii="Times New Roman" w:eastAsia="Times New Roman" w:hAnsi="Times New Roman"/>
+      <w:color w:val="000000"/>
+      <w:sz w:val="26"/>
+    </w:rPr>
   </w:style>
 </w:styles>
 </file>

--- a/dist/BO_NOP_HOAN_CHINH_2026-06/3_luan_an_chuong_phu_luc/chuong_3_phuong_phap_vi.docx
+++ b/dist/BO_NOP_HOAN_CHINH_2026-06/3_luan_an_chuong_phu_luc/chuong_3_phuong_phap_vi.docx
@@ -2,32 +2,6 @@
 <file path=word/document.xml><?xml version="1.0" encoding="utf-8"?>
 <w:document xmlns:w="http://schemas.openxmlformats.org/wordprocessingml/2006/main" xmlns:m="http://schemas.openxmlformats.org/officeDocument/2006/math" xmlns:r="http://schemas.openxmlformats.org/officeDocument/2006/relationships" xmlns:o="urn:schemas-microsoft-com:office:office" xmlns:v="urn:schemas-microsoft-com:vml" xmlns:w10="urn:schemas-microsoft-com:office:word" xmlns:a="http://schemas.openxmlformats.org/drawingml/2006/main" xmlns:pic="http://schemas.openxmlformats.org/drawingml/2006/picture" xmlns:wp="http://schemas.openxmlformats.org/drawingml/2006/wordprocessingDrawing">
   <w:body>
-    <w:sdt>
-      <w:sdtPr>
-        <w:docPartObj>
-          <w:docPartGallery w:val="Table of Contents"/>
-          <w:docPartUnique/>
-        </w:docPartObj>
-      </w:sdtPr>
-      <w:sdtContent>
-        <w:p>
-          <w:pPr>
-            <w:pStyle w:val="TOCHeading"/>
-          </w:pPr>
-          <w:r>
-            <w:t xml:space="preserve">Table of Contents</w:t>
-          </w:r>
-        </w:p>
-        <w:p>
-          <w:r>
-            <w:fldChar w:fldCharType="begin" w:dirty="true"/>
-            <w:instrText xml:space="preserve">TOC \o "1-3" \h \z \u</w:instrText>
-            <w:fldChar w:fldCharType="separate"/>
-            <w:fldChar w:fldCharType="end"/>
-          </w:r>
-        </w:p>
-      </w:sdtContent>
-    </w:sdt>
     <w:bookmarkStart w:id="20" w:name="chương-3-phương-pháp-nghiên-cứu"/>
     <w:p>
       <w:pPr>
@@ -348,7 +322,7 @@
         <w:t xml:space="preserve">Mở rộng coverage time</w:t>
       </w:r>
       <w:r>
-        <w:t xml:space="preserve">: từ 1977–2022 (bài ICBEF 2025) sang</w:t>
+        <w:t xml:space="preserve">: từ 1977–2022 (bài ICBEF 2024) sang</w:t>
       </w:r>
       <w:r>
         <w:t xml:space="preserve"> </w:t>
@@ -414,7 +388,7 @@
         <w:t xml:space="preserve">”</w:t>
       </w:r>
       <w:r>
-        <w:t xml:space="preserve">; mở rộng so với bản nền ICBEF 2025 (K=200 / k=113).</w:t>
+        <w:t xml:space="preserve">; mở rộng so với bản nền ICBEF 2024 (K=200 / k=113).</w:t>
       </w:r>
     </w:p>
     <w:p>

--- a/dist/BO_NOP_HOAN_CHINH_2026-06/3_luan_an_chuong_phu_luc/chuong_3_phuong_phap_vi.docx
+++ b/dist/BO_NOP_HOAN_CHINH_2026-06/3_luan_an_chuong_phu_luc/chuong_3_phuong_phap_vi.docx
@@ -16885,10 +16885,22 @@
           <m:sSup>
             <m:e>
               <m:r>
-                <m:t>088</m:t>
+                <m:t>104</m:t>
               </m:r>
             </m:e>
             <m:sup>
+              <m:r>
+                <m:rPr>
+                  <m:sty m:val="p"/>
+                </m:rPr>
+                <m:t>*</m:t>
+              </m:r>
+              <m:r>
+                <m:rPr>
+                  <m:sty m:val="p"/>
+                </m:rPr>
+                <m:t>*</m:t>
+              </m:r>
               <m:r>
                 <m:rPr>
                   <m:sty m:val="p"/>
@@ -16915,7 +16927,7 @@
                 <m:rPr>
                   <m:sty m:val="p"/>
                 </m:rPr>
-                <m:t>=</m:t>
+                <m:t>&lt;</m:t>
               </m:r>
               <m:r>
                 <m:rPr>
@@ -16924,7 +16936,7 @@
                 <m:t>,</m:t>
               </m:r>
               <m:r>
-                <m:t>026</m:t>
+                <m:t>001</m:t>
               </m:r>
             </m:e>
           </m:d>
@@ -16933,7 +16945,7 @@
               <m:nor/>
               <m:sty m:val="p"/>
             </m:rPr>
-            <m:t> (nữ quản lý cấp cao: hệ số mức âm nhẹ; tương tác với FSTS không ý nghĩa)</m:t>
+            <m:t> (nữ quản lý cấp cao: hệ số mức âm; tương tác với FSTS không ý nghĩa)</m:t>
           </m:r>
         </m:oMath>
       </m:oMathPara>
@@ -19610,13 +19622,13 @@
         </w:pict>
       </w:r>
     </w:p>
-    <w:bookmarkStart w:id="61" w:name="X7ae0fbe3e53b09e3ffb61b533c4c804e40982e2"/>
+    <w:bookmarkStart w:id="61" w:name="X95586c41a60b4b828f7adafd474d02ef9cccc41"/>
     <w:p>
       <w:pPr>
         <w:pStyle w:val="Heading4"/>
       </w:pPr>
       <w:r>
-        <w:t xml:space="preserve">3.4.5.5 Mô hình cụ thể: Nghiên cứu 8: đảo nhỏ Thái Bình Dương (N = 959, Nhóm VI)</w:t>
+        <w:t xml:space="preserve">3.4.5.5 Mô hình cụ thể: Nghiên cứu 8: đảo nhỏ Thái Bình Dương (N = 1.450, Nhóm VI)</w:t>
       </w:r>
     </w:p>
     <w:p>
@@ -19634,7 +19646,7 @@
           <w:bCs/>
           <w:b/>
         </w:rPr>
-        <w:t xml:space="preserve">N = 959 doanh nghiệp</w:t>
+        <w:t xml:space="preserve">N = 1.450 doanh nghiệp</w:t>
       </w:r>
       <w:r>
         <w:t xml:space="preserve"> </w:t>
@@ -19666,13 +19678,13 @@
           <w:bCs/>
           <w:b/>
         </w:rPr>
-        <w:t xml:space="preserve">132 doanh nghiệp có hoạt động xuất khẩu</w:t>
-      </w:r>
-      <w:r>
-        <w:t xml:space="preserve"> </w:t>
-      </w:r>
-      <w:r>
-        <w:t xml:space="preserve">(13,8%), phản ánh cấu trúc thị trường đảo nhỏ.</w:t>
+        <w:t xml:space="preserve">212 doanh nghiệp có hoạt động xuất khẩu</w:t>
+      </w:r>
+      <w:r>
+        <w:t xml:space="preserve"> </w:t>
+      </w:r>
+      <w:r>
+        <w:t xml:space="preserve">(14,6%), phản ánh cấu trúc thị trường đảo nhỏ.</w:t>
       </w:r>
     </w:p>
     <w:p>
@@ -19693,7 +19705,7 @@
         <w:t xml:space="preserve">gánh nặng quốc tế hóa bắt buộc (Forced Internationalization Penalty, FIP)</w:t>
       </w:r>
       <w:r>
-        <w:t xml:space="preserve">, mối quan hệ quốc tế hóa–hiệu quả là</w:t>
+        <w:t xml:space="preserve">. Tại Nhóm VI, dạng hình chữ U ngược</w:t>
       </w:r>
       <w:r>
         <w:t xml:space="preserve"> </w:t>
@@ -19703,13 +19715,55 @@
           <w:bCs/>
           <w:b/>
         </w:rPr>
-        <w:t xml:space="preserve">đơn điệu âm</w:t>
-      </w:r>
-      <w:r>
-        <w:t xml:space="preserve"> </w:t>
-      </w:r>
-      <w:r>
-        <w:t xml:space="preserve">tại Nhóm VI, trái ngược với hình chữ U ngược được quan sát ở P3–P7. Lind–Mehlum U-test không bác bỏ đơn điệu (p &gt;,10), xác nhận không có điểm quay.</w:t>
+        <w:t xml:space="preserve">mất cấu trúc</w:t>
+      </w:r>
+      <w:r>
+        <w:t xml:space="preserve">: trên mẫu đầy đủ bảy nền (N = 1.450), cả số hạng tuyến tính lẫn bậc hai đều mất ý nghĩa khi đưa vào đồng thời và cả bốn điều kiện cần của một đường cong chữ U ngược đều thất bại (xem Chương 4, Mục 4.7.2 và 4.7.6), nên quan hệ là</w:t>
+      </w:r>
+      <w:r>
+        <w:t xml:space="preserve"> </w:t>
+      </w:r>
+      <w:r>
+        <w:rPr>
+          <w:bCs/>
+          <w:b/>
+        </w:rPr>
+        <w:t xml:space="preserve">đơn điệu âm về xu hướng</w:t>
+      </w:r>
+      <w:r>
+        <w:t xml:space="preserve">, không có điểm quay nội miền, trái ngược với hình chữ U ngược ở P3–P7. Hệ số FIP âm</w:t>
+      </w:r>
+      <w:r>
+        <w:t xml:space="preserve"> </w:t>
+      </w:r>
+      <w:r>
+        <w:rPr>
+          <w:bCs/>
+          <w:b/>
+        </w:rPr>
+        <w:t xml:space="preserve">mạnh, có ý nghĩa</w:t>
+      </w:r>
+      <w:r>
+        <w:t xml:space="preserve"> </w:t>
+      </w:r>
+      <w:r>
+        <w:t xml:space="preserve">(β₁ = −1,339, p &lt; ,001) ghi nhận trên</w:t>
+      </w:r>
+      <w:r>
+        <w:t xml:space="preserve"> </w:t>
+      </w:r>
+      <w:r>
+        <w:rPr>
+          <w:bCs/>
+          <w:b/>
+        </w:rPr>
+        <w:t xml:space="preserve">phiên bản dữ liệu gốc / bản dựng hạn chế</w:t>
+      </w:r>
+      <w:r>
+        <w:t xml:space="preserve"> </w:t>
+      </w:r>
+      <w:r>
+        <w:t xml:space="preserve">(N = 959; lõi ba nền có đủ kiểm soát đợt trước 2018: N = 209) và được trình bày như bằng chứng độ vững nội bộ ở Chương 4 (Mục 4.7.7–4.7.8).</w:t>
       </w:r>
     </w:p>
     <w:p>
@@ -20985,7 +21039,7 @@
                   <m:nor/>
                   <m:sty m:val="p"/>
                 </m:rPr>
-                <m:t>country+year FE, N</m:t>
+                <m:t>country+year FE, phiên bản dữ liệu gốc, N</m:t>
               </m:r>
               <m:r>
                 <m:rPr>
@@ -21009,7 +21063,7 @@
               <m:nor/>
               <m:sty m:val="b"/>
             </m:rPr>
-            <m:t>FIP xác nhận</m:t>
+            <m:t>FIP (bản dựng gốc)</m:t>
           </m:r>
         </m:oMath>
       </m:oMathPara>
@@ -22452,7 +22506,37 @@
           <w:iCs/>
           <w:i/>
         </w:rPr>
-        <w:t xml:space="preserve">Hệ số âm nhất quán về dấu qua các specification; suy luận FIP dựa chủ yếu vào các mô hình fixed-effects (M1, year-FE), trong khi chỉ doanh nghiệp xuất khẩu (N=26) thiếu công suất thống kê.</w:t>
+        <w:t xml:space="preserve">Bảng độ vững trên thuộc</w:t>
+      </w:r>
+      <w:r>
+        <w:rPr>
+          <w:iCs/>
+          <w:i/>
+        </w:rPr>
+        <w:t xml:space="preserve"> </w:t>
+      </w:r>
+      <w:r>
+        <w:rPr>
+          <w:bCs/>
+          <w:b/>
+          <w:iCs/>
+          <w:i/>
+        </w:rPr>
+        <w:t xml:space="preserve">phiên bản dữ liệu gốc</w:t>
+      </w:r>
+      <w:r>
+        <w:rPr>
+          <w:iCs/>
+          <w:i/>
+        </w:rPr>
+        <w:t xml:space="preserve"> </w:t>
+      </w:r>
+      <w:r>
+        <w:rPr>
+          <w:iCs/>
+          <w:i/>
+        </w:rPr>
+        <w:t xml:space="preserve">(N = 959); hệ số âm nhất quán về dấu qua các đặc tả, suy luận FIP dựa chủ yếu vào các mô hình hiệu ứng cố định (M1, year-FE), trong khi chỉ doanh nghiệp xuất khẩu (N = 26) thiếu công suất thống kê. Trên mẫu đầy đủ bảy nền (N = 1.450), dạng đơn điệu âm vẫn là xu hướng nhưng các số hạng mất ý nghĩa thống kê khi đưa vào đồng thời (Chương 4, Mục 4.7.2).</w:t>
       </w:r>
     </w:p>
     <w:p>

--- a/dist/BO_NOP_HOAN_CHINH_2026-06/3_luan_an_chuong_phu_luc/chuong_3_phuong_phap_vi.docx
+++ b/dist/BO_NOP_HOAN_CHINH_2026-06/3_luan_an_chuong_phu_luc/chuong_3_phuong_phap_vi.docx
@@ -858,7 +858,7 @@
         <w:pStyle w:val="BodyText"/>
       </w:pPr>
       <w:r>
-        <w:t xml:space="preserve">Quy trình hợp nhất tuân theo nguyên tắc minh bạch kiểu PRISMA cho dữ liệu thứ cấp, gồm sáu bước tuần tự: lọc loại khảo sát, khử trùng lặp một khảo sát cho mỗi cặp nền kinh tế và năm, hài hòa hóa biến, mã hóa mã không phản hồi của WBES thành giá trị khuyết, phân tầng chế độ thể chế, đến tạo mẫu phân tích bằng xóa theo danh sách. Mỗi bước ghi rõ tiêu chí và số quan sát còn lại nhằm cho phép tái dựng và kiểm chứng. Một hệ quả của xóa theo danh sách là cỡ mẫu giảm dần khi thêm biến kiểm soát, rõ nhất ở biến sở hữu nước ngoài vốn khuyết nhiều ở các nền nhỏ và sóng sớm; luận án báo cáo minh bạch sự suy giảm này và kiểm tra tính ổn định của điểm uốn qua các đặc tả để bảo đảm kết quả không bị chi phối bởi cơ chế khuyết. Toàn bộ thao tác chi tiết của quy trình sáu bước, cùng dòng dữ liệu kiểu PRISMA và mã tái lập, được trình bày đầy đủ ở Phụ lục A.</w:t>
+        <w:t xml:space="preserve">Quy trình hợp nhất tuân theo nguyên tắc minh bạch kiểu PRISMA cho dữ liệu thứ cấp, gồm sáu bước tuần tự: lọc loại khảo sát, khử trùng lặp một khảo sát cho mỗi cặp nền kinh tế và năm, hài hòa hóa biến, mã hóa mã không phản hồi của WBES thành giá trị khuyết, phân tầng chế độ thể chế, đến tạo mẫu phân tích bằng xóa theo danh sách. Mỗi bước ghi rõ tiêu chí và số quan sát còn lại nhằm cho phép tái dựng và kiểm chứng. Một hệ quả của xóa theo danh sách là cỡ mẫu giảm dần khi thêm biến kiểm soát, rõ nhất ở biến sở hữu nước ngoài vốn khuyết nhiều ở các nền nhỏ và sóng sớm; luận án báo cáo minh bạch sự suy giảm này và kiểm tra tính ổn định của điểm uốn qua các mô hình để bảo đảm kết quả không bị chi phối bởi cơ chế khuyết. Toàn bộ thao tác chi tiết của quy trình sáu bước, cùng dòng dữ liệu kiểu PRISMA và mã tái lập, được trình bày đầy đủ ở Phụ lục A.</w:t>
       </w:r>
     </w:p>
     <w:bookmarkEnd w:id="33"/>
@@ -1714,7 +1714,7 @@
         <w:t xml:space="preserve"> </w:t>
       </w:r>
       <w:r>
-        <w:t xml:space="preserve">(degree of internationalisation, DOI) — phạm vi mà doanh nghiệp gắn hoạt động của mình với thị trường nước ngoài. Theo Sullivan (1994), mức độ quốc tế hóa là khái niệm đa chiều gồm ba thành phần: chiều theo doanh số (tỷ trọng doanh thu nước ngoài), chiều theo tài sản (tỷ trọng tài sản đặt ở nước ngoài) và chiều theo nhân sự, tâm lý (mức độ phân tán quốc tế của nhân lực và định hướng quản trị). Bộ dữ liệu WBES chỉ thu thập nhất quán</w:t>
+        <w:t xml:space="preserve">(degree of internationalization, DOI) — phạm vi mà doanh nghiệp gắn hoạt động của mình với thị trường nước ngoài. Theo Sullivan (1994), mức độ quốc tế hóa là khái niệm đa chiều gồm ba thành phần: chiều theo doanh số (tỷ trọng doanh thu nước ngoài), chiều theo tài sản (tỷ trọng tài sản đặt ở nước ngoài) và chiều theo nhân sự, tâm lý (mức độ phân tán quốc tế của nhân lực và định hướng quản trị). Bộ dữ liệu WBES chỉ thu thập nhất quán</w:t>
       </w:r>
       <w:r>
         <w:t xml:space="preserve"> </w:t>
@@ -3210,7 +3210,7 @@
         <w:pStyle w:val="BodyText"/>
       </w:pPr>
       <w:r>
-        <w:t xml:space="preserve">Sở hữu nước ngoài được đưa vào dưới dạng biến giả nhận giá trị một khi tỷ lệ sở hữu của nhà đầu tư nước ngoài đạt từ 10% trở lên, ngưỡng chuẩn của đầu tư trực tiếp nước ngoài, vì doanh nghiệp có vốn nước ngoài thường tiếp cận mạng lưới quốc tế, công nghệ và thị trường theo cách khác biệt về chất so với doanh nghiệp trong nước. Ngành được kiểm soát bằng hệ biến giả ngành nhằm hấp thụ chênh lệch năng suất và cường độ thương mại có hệ thống giữa các lĩnh vực. Quan trọng nhất, mọi đặc tả gộp đều mang hiệu ứng cố định nền kinh tế và hiệu ứng cố định năm: hiệu ứng cố định nền kinh tế hấp thụ mọi khác biệt bất biến theo thời gian giữa các nền kinh tế, gồm mặt bằng giá, chế độ tỷ giá, chất lượng thể chế nền và quy mô thị trường nội địa; hiệu ứng cố định năm hấp thụ các cú sốc vĩ mô chung như chu kỳ kinh tế toàn cầu và biến động thương mại theo năm. Cấu trúc hiệu ứng cố định hai chiều này là then chốt vì nó loại bỏ chính các nhiễu cấp nền kinh tế và cấp thời gian dễ tạo tương quan giả giữa quốc tế hóa và hiệu quả, qua đó cô lập biến thiên trong nội bộ nền kinh tế và năm để nhận dạng quan hệ trọng tâm.</w:t>
+        <w:t xml:space="preserve">Sở hữu nước ngoài được đưa vào dưới dạng biến giả nhận giá trị một khi tỷ lệ sở hữu của nhà đầu tư nước ngoài đạt từ 10% trở lên, ngưỡng chuẩn của đầu tư trực tiếp nước ngoài, vì doanh nghiệp có vốn nước ngoài thường tiếp cận mạng lưới quốc tế, công nghệ và thị trường theo cách khác biệt về chất so với doanh nghiệp trong nước. Ngành được kiểm soát bằng hệ biến giả ngành nhằm hấp thụ chênh lệch năng suất và cường độ thương mại có hệ thống giữa các lĩnh vực. Quan trọng nhất, mọi mô hình gộp đều mang hiệu ứng cố định nền kinh tế và hiệu ứng cố định năm: hiệu ứng cố định nền kinh tế hấp thụ mọi khác biệt bất biến theo thời gian giữa các nền kinh tế, gồm mặt bằng giá, chế độ tỷ giá, chất lượng thể chế nền và quy mô thị trường nội địa; hiệu ứng cố định năm hấp thụ các cú sốc vĩ mô chung như chu kỳ kinh tế toàn cầu và biến động thương mại theo năm. Cấu trúc hiệu ứng cố định hai chiều này là then chốt vì nó loại bỏ chính các nhiễu cấp nền kinh tế và cấp thời gian dễ tạo tương quan giả giữa quốc tế hóa và hiệu quả, qua đó cô lập biến thiên trong nội bộ nền kinh tế và năm để nhận dạng quan hệ trọng tâm.</w:t>
       </w:r>
     </w:p>
     <w:p>
@@ -22255,7 +22255,7 @@
               <w:jc w:val="left"/>
             </w:pPr>
             <w:r>
-              <w:t xml:space="preserve">Đặc tả</w:t>
+              <w:t xml:space="preserve">Mô hình</w:t>
             </w:r>
           </w:p>
         </w:tc>
@@ -22536,7 +22536,7 @@
           <w:iCs/>
           <w:i/>
         </w:rPr>
-        <w:t xml:space="preserve">(N = 959); hệ số âm nhất quán về dấu qua các đặc tả, suy luận FIP dựa chủ yếu vào các mô hình hiệu ứng cố định (M1, year-FE), trong khi chỉ doanh nghiệp xuất khẩu (N = 26) thiếu công suất thống kê. Trên mẫu đầy đủ bảy nền (N = 1.450), dạng đơn điệu âm vẫn là xu hướng nhưng các số hạng mất ý nghĩa thống kê khi đưa vào đồng thời (Chương 4, Mục 4.7.2).</w:t>
+        <w:t xml:space="preserve">(N = 959); hệ số âm nhất quán về dấu qua các mô hình, suy luận FIP dựa chủ yếu vào các mô hình hiệu ứng cố định (M1, year-FE), trong khi chỉ doanh nghiệp xuất khẩu (N = 26) thiếu công suất thống kê. Trên mẫu đầy đủ bảy nền (N = 1.450), dạng đơn điệu âm vẫn là xu hướng nhưng các số hạng mất ý nghĩa thống kê khi đưa vào đồng thời (Chương 4, Mục 4.7.2).</w:t>
       </w:r>
     </w:p>
     <w:p>
@@ -23279,7 +23279,7 @@
         <w:pStyle w:val="BodyText"/>
       </w:pPr>
       <w:r>
-        <w:t xml:space="preserve">Mô hình ước lượng OLS với sai số chuẩn vững HC1, gồm số hạng FSTS bậc nhất và bậc hai (centred theo đợt) cùng các tương tác năng lực (TCI, DAI). Ba kiểm định bổ sung: (i) Lind–Mehlum U-test xác nhận U ngược theo từng đợt; (ii) z-test Paternoster (1998) so sánh hệ số giữa 2014 và 2025 (cửa sổ 11 năm chính), báo cáo cả sai số chuẩn HC1 và cụm theo bang; (iii) đặc tả gộp ba đợt với biến giả/xu thế đợt khảo sát làm kiểm định độ vững. Việc UPI ra mắt tháng 4/2016 cung cấp thí nghiệm gần tự nhiên cho bão hòa DAI; riêng đợt 2025 (BREADY) bổ sung chỉ báo Tầng 2 (</w:t>
+        <w:t xml:space="preserve">Mô hình ước lượng OLS với sai số chuẩn vững HC1, gồm số hạng FSTS bậc nhất và bậc hai (centred theo đợt) cùng các tương tác năng lực (TCI, DAI). Ba kiểm định bổ sung: (i) Lind–Mehlum U-test xác nhận U ngược theo từng đợt; (ii) z-test Paternoster (1998) so sánh hệ số giữa 2014 và 2025 (cửa sổ 11 năm chính), báo cáo cả sai số chuẩn HC1 và cụm theo bang; (iii) mô hình gộp ba đợt với biến giả/xu thế đợt khảo sát làm kiểm định độ vững. Việc UPI ra mắt tháng 4/2016 cung cấp thí nghiệm gần tự nhiên cho bão hòa DAI; riêng đợt 2025 (BREADY) bổ sung chỉ báo Tầng 2 (</w:t>
       </w:r>
       <w:r>
         <w:rPr>
@@ -23341,7 +23341,7 @@
         <w:pStyle w:val="BodyText"/>
       </w:pPr>
       <w:r>
-        <w:t xml:space="preserve">Một giới hạn cần ghi nhận của phân cụm theo nền kinh tế là số cụm hữu hạn có thể làm sai số chuẩn tiệm cận kém chính xác khi quy mô cụm chênh lệch lớn, đặc biệt giữa các nền kinh tế đông doanh nghiệp và các đảo nhỏ chỉ có vài trăm quan sát. Trong các tình huống này, luận án diễn giải suy luận một cách thận trọng và neo kết luận chính vào tính nhất quán về dấu qua nhiều đặc tả thay vì vào ý nghĩa của một hệ số đơn lẻ. Việc luận án không áp dụng trọng số chọn mẫu trong ước lượng chính tuân theo khuyến nghị của Solon, Haider và Wooldridge (2015): khi mô hình đã kiểm soát các chiều phân tầng qua biến kiểm soát và qua hiệu ứng cố định, ước lượng bình phương nhỏ nhất không trọng số cho hệ số nhất quán và thường hiệu quả hơn, trong khi trọng số được dành cho phân tích độ vững nhằm kiểm tra tính ổn định.</w:t>
+        <w:t xml:space="preserve">Một giới hạn cần ghi nhận của phân cụm theo nền kinh tế là số cụm hữu hạn có thể làm sai số chuẩn tiệm cận kém chính xác khi quy mô cụm chênh lệch lớn, đặc biệt giữa các nền kinh tế đông doanh nghiệp và các đảo nhỏ chỉ có vài trăm quan sát. Trong các tình huống này, luận án diễn giải suy luận một cách thận trọng và neo kết luận chính vào tính nhất quán về dấu qua nhiều mô hình thay vì vào ý nghĩa của một hệ số đơn lẻ. Việc luận án không áp dụng trọng số chọn mẫu trong ước lượng chính tuân theo khuyến nghị của Solon, Haider và Wooldridge (2015): khi mô hình đã kiểm soát các chiều phân tầng qua biến kiểm soát và qua hiệu ứng cố định, ước lượng bình phương nhỏ nhất không trọng số cho hệ số nhất quán và thường hiệu quả hơn, trong khi trọng số được dành cho phân tích độ vững nhằm kiểm tra tính ổn định.</w:t>
       </w:r>
     </w:p>
     <w:bookmarkEnd w:id="65"/>
@@ -23423,7 +23423,7 @@
         <w:pStyle w:val="FirstParagraph"/>
       </w:pPr>
       <w:r>
-        <w:t xml:space="preserve">Hai mối lo của hồi quy có số hạng phi tuyến và tương tác là đa cộng tuyến và phương sai sai số thay đổi. Để xử lý đa cộng tuyến giữa số hạng bậc nhất và số hạng bậc hai của cường độ xuất khẩu, cũng như giữa các thành phần của số hạng tương tác, biến cường độ xuất khẩu được căn giữa quanh trung bình mẫu trước khi lập bình phương và lập tương tác; căn giữa làm giảm mạnh tương quan giả tạo giữa một biến và bình phương của chính nó mà không làm thay đổi hệ số bậc hai hay vị trí điểm uốn. Hệ số phóng đại phương sai được tính cho mọi mô hình với ngưỡng cảnh báo dưới năm (Hair et al., 2019); trong các đặc tả đã căn giữa, hệ số phóng đại phương sai nằm an toàn dưới ngưỡng này, xác nhận rằng các ước lượng hệ số không bị bất ổn do cộng tuyến. Đối với phương sai sai số thay đổi, kiểm định Breusch và Pagan (1979) được dùng để phát hiện, và quan trọng hơn, mọi suy luận đều dựa trên sai số chuẩn vững với phương sai thay đổi và được gom cụm theo nền kinh tế, do đó kết luận thống kê có hiệu lực ngay cả khi phương sai sai số không đồng nhất, một cấu trúc sai số phù hợp với thiết kế dữ liệu gộp nhiều nền kinh tế đã trình bày ở Mục 3.4.6.</w:t>
+        <w:t xml:space="preserve">Hai mối lo của hồi quy có số hạng phi tuyến và tương tác là đa cộng tuyến và phương sai sai số thay đổi. Để xử lý đa cộng tuyến giữa số hạng bậc nhất và số hạng bậc hai của cường độ xuất khẩu, cũng như giữa các thành phần của số hạng tương tác, biến cường độ xuất khẩu được căn giữa quanh trung bình mẫu trước khi lập bình phương và lập tương tác; căn giữa làm giảm mạnh tương quan giả tạo giữa một biến và bình phương của chính nó mà không làm thay đổi hệ số bậc hai hay vị trí điểm uốn. Hệ số phóng đại phương sai được tính cho mọi mô hình với ngưỡng cảnh báo dưới năm (Hair et al., 2019); trong các mô hình đã căn giữa, hệ số phóng đại phương sai nằm an toàn dưới ngưỡng này, xác nhận rằng các ước lượng hệ số không bị bất ổn do cộng tuyến. Đối với phương sai sai số thay đổi, kiểm định Breusch và Pagan (1979) được dùng để phát hiện, và quan trọng hơn, mọi suy luận đều dựa trên sai số chuẩn vững với phương sai thay đổi và được gom cụm theo nền kinh tế, do đó kết luận thống kê có hiệu lực ngay cả khi phương sai sai số không đồng nhất, một cấu trúc sai số phù hợp với thiết kế dữ liệu gộp nhiều nền kinh tế đã trình bày ở Mục 3.4.6.</w:t>
       </w:r>
     </w:p>
     <w:bookmarkEnd w:id="70"/>
@@ -23482,7 +23482,7 @@
         <w:pStyle w:val="FirstParagraph"/>
       </w:pPr>
       <w:r>
-        <w:t xml:space="preserve">Khung thực nghiệm áp dụng một giao thức độ vững có cấu trúc nhằm bảo đảm suy luận trọng tâm không phụ thuộc vào một quyết định đo lường, một mẫu con, hay một đặc tả đơn lẻ. Lớp thứ nhất hoán đổi thước đo: biến phụ thuộc được thay bằng tỷ suất lợi nhuận trên doanh thu, tăng trưởng doanh thu và tăng trưởng việc làm; biến độc lập được thay bằng trạng thái xuất khẩu nhị phân; biến điều tiết số được hoán đổi giữa biến thể Tầng 1 và biến thể Tầng 1 cộng Tầng 2 trên mẫu con có đủ chỉ báo. Lớp thứ hai giới hạn mẫu con: loại doanh nghiệp siêu nhỏ, chỉ giữ doanh nghiệp vừa và nhỏ, chỉ giữ ngành chế tạo, chỉ giữ doanh nghiệp có xuất khẩu, và tách theo từng chế độ thể chế. Lớp thứ ba kiểm soát phân phối qua cắt đuôi tại hai ngưỡng phân vị khác nhau trong từng cặp nền kinh tế và năm.</w:t>
+        <w:t xml:space="preserve">Khung thực nghiệm áp dụng một giao thức độ vững có cấu trúc nhằm bảo đảm suy luận trọng tâm không phụ thuộc vào một quyết định đo lường, một mẫu con, hay một mô hình đơn lẻ. Lớp thứ nhất hoán đổi thước đo: biến phụ thuộc được thay bằng tỷ suất lợi nhuận trên doanh thu, tăng trưởng doanh thu và tăng trưởng việc làm; biến độc lập được thay bằng trạng thái xuất khẩu nhị phân; biến điều tiết số được hoán đổi giữa biến thể Tầng 1 và biến thể Tầng 1 cộng Tầng 2 trên mẫu con có đủ chỉ báo. Lớp thứ hai giới hạn mẫu con: loại doanh nghiệp siêu nhỏ, chỉ giữ doanh nghiệp vừa và nhỏ, chỉ giữ ngành chế tạo, chỉ giữ doanh nghiệp có xuất khẩu, và tách theo từng chế độ thể chế. Lớp thứ ba kiểm soát phân phối qua cắt đuôi tại hai ngưỡng phân vị khác nhau trong từng cặp nền kinh tế và năm.</w:t>
       </w:r>
     </w:p>
     <w:p>
@@ -23618,13 +23618,13 @@
       </w:r>
     </w:p>
     <w:bookmarkEnd w:id="75"/>
-    <w:bookmarkStart w:id="76" w:name="X9d6404b3058a9ea6c8e6196550350ab05ad4e76"/>
+    <w:bookmarkStart w:id="76" w:name="Xd3efa1c9933abf55f73b5b64d09df1e1f7d5dcd"/>
     <w:p>
       <w:pPr>
         <w:pStyle w:val="Heading3"/>
       </w:pPr>
       <w:r>
-        <w:t xml:space="preserve">3.5.6.3 Tính nhất quán về dấu qua nhiều đặc tả như nguyên tắc suy luận nền tảng</w:t>
+        <w:t xml:space="preserve">3.5.6.3 Tính nhất quán về dấu qua nhiều mô hình như nguyên tắc suy luận nền tảng</w:t>
       </w:r>
     </w:p>
     <w:p>
@@ -23632,7 +23632,7 @@
         <w:pStyle w:val="FirstParagraph"/>
       </w:pPr>
       <w:r>
-        <w:t xml:space="preserve">Triết lý suy luận xuyên suốt khung độ vững là neo kết luận thực chất vào tính nhất quán về dấu của ước lượng trọng tâm qua nhiều đặc tả, chứ không vào ý nghĩa của một hệ số đơn lẻ, vì các bảng độ vững kiểm tra các quan ngại nhận diện khác nhau thay vì lặp lại cùng một giả thuyết. Nguyên tắc này được minh họa rõ nhất ở nghiên cứu đảo nhỏ Thái Bình Dương, nơi hệ số cường độ xuất khẩu giữ dấu âm nhất quán qua mọi đặc tả: âm và có ý nghĩa rất cao trong mô hình hiệu ứng cố định nền kinh tế và năm với hệ số −1,339, vẫn âm và có ý nghĩa khi chỉ giữ hiệu ứng cố định năm hoặc khi bỏ toàn bộ biến kiểm soát, và chỉ mất ý nghĩa ở mẫu con chỉ gồm doanh nghiệp xuất khẩu vốn quá nhỏ. Suy luận về gánh nặng quốc tế hóa bắt buộc do đó được neo chủ yếu vào các mô hình hiệu ứng cố định chứ không vào mẫu con thiếu công suất, đúng nguyên tắc báo cáo trung thực đã nêu ở Mục 3.5.6.</w:t>
+        <w:t xml:space="preserve">Triết lý suy luận xuyên suốt khung độ vững là neo kết luận thực chất vào tính nhất quán về dấu của ước lượng trọng tâm qua nhiều mô hình, chứ không vào ý nghĩa của một hệ số đơn lẻ, vì các bảng độ vững kiểm tra các quan ngại nhận diện khác nhau thay vì lặp lại cùng một giả thuyết. Nguyên tắc này được minh họa rõ nhất ở nghiên cứu đảo nhỏ Thái Bình Dương, nơi hệ số cường độ xuất khẩu giữ dấu âm nhất quán qua mọi mô hình: âm và có ý nghĩa rất cao trong mô hình hiệu ứng cố định nền kinh tế và năm với hệ số −1,339, vẫn âm và có ý nghĩa khi chỉ giữ hiệu ứng cố định năm hoặc khi bỏ toàn bộ biến kiểm soát, và chỉ mất ý nghĩa ở mẫu con chỉ gồm doanh nghiệp xuất khẩu vốn quá nhỏ. Suy luận về gánh nặng quốc tế hóa bắt buộc do đó được neo chủ yếu vào các mô hình hiệu ứng cố định chứ không vào mẫu con thiếu công suất, đúng nguyên tắc báo cáo trung thực đã nêu ở Mục 3.5.6.</w:t>
       </w:r>
     </w:p>
     <w:p>

--- a/dist/BO_NOP_HOAN_CHINH_2026-06/3_luan_an_chuong_phu_luc/chuong_3_phuong_phap_vi.docx
+++ b/dist/BO_NOP_HOAN_CHINH_2026-06/3_luan_an_chuong_phu_luc/chuong_3_phuong_phap_vi.docx
@@ -561,7 +561,7 @@
         </m:r>
       </m:oMath>
       <w:r>
-        <w:t xml:space="preserve">, khoảng tin cậy) từ bản PDF của từng nghiên cứu, kèm điểm tin cậy trích xuất (extraction confidence) ba mức — 1,0 khi lấy trực tiếp</w:t>
+        <w:t xml:space="preserve">, khoảng tin cậy) từ bản PDF của từng nghiên cứu, kèm điểm tin cậy trích xuất (extraction confidence) ba mức, 1,0 khi lấy trực tiếp</w:t>
       </w:r>
       <w:r>
         <w:t xml:space="preserve"> </w:t>
@@ -597,7 +597,7 @@
         <w:t xml:space="preserve"> </w:t>
       </w:r>
       <w:r>
-        <w:t xml:space="preserve">theo Peterson và Brown (2005) — và tự động gắn cờ cần xác minh đối với mọi bản ghi có độ tin cậy dưới 0,7.</w:t>
+        <w:t xml:space="preserve">theo Peterson và Brown (2005), và tự động gắn cờ cần xác minh đối với mọi bản ghi có độ tin cậy dưới 0,7.</w:t>
       </w:r>
     </w:p>
     <w:p>
@@ -653,7 +653,7 @@
         <w:t xml:space="preserve"> </w:t>
       </w:r>
       <w:r>
-        <w:t xml:space="preserve">suy đoán các biến điều tiết thể chế — các nhãn chế độ ICRV, pha DPL và chỉ số cDAI do nghiên cứu sinh gán thủ công từ bảng tra cứu ngoài (WGI Rule of Law, năm dữ liệu trung vị, Digital Adoption Index), bảo đảm tính kiểm chứng độc lập; (ii) mỗi bản ghi phải được nghiên cứu sinh phê duyệt — với quyền ghi đè bất kỳ trường nào — trước khi được</w:t>
+        <w:t xml:space="preserve">suy đoán các biến điều tiết thể chế, các nhãn chế độ ICRV, pha DPL và chỉ số cDAI do nghiên cứu sinh gán thủ công từ bảng tra cứu ngoài (WGI Rule of Law, năm dữ liệu trung vị, Digital Adoption Index), bảo đảm tính kiểm chứng độc lập; (ii) mỗi bản ghi phải được nghiên cứu sinh phê duyệt, với quyền ghi đè bất kỳ trường nào, trước khi được</w:t>
       </w:r>
       <w:r>
         <w:t xml:space="preserve"> </w:t>
@@ -1714,7 +1714,7 @@
         <w:t xml:space="preserve"> </w:t>
       </w:r>
       <w:r>
-        <w:t xml:space="preserve">(degree of internationalization, DOI) — phạm vi mà doanh nghiệp gắn hoạt động của mình với thị trường nước ngoài. Theo Sullivan (1994), mức độ quốc tế hóa là khái niệm đa chiều gồm ba thành phần: chiều theo doanh số (tỷ trọng doanh thu nước ngoài), chiều theo tài sản (tỷ trọng tài sản đặt ở nước ngoài) và chiều theo nhân sự, tâm lý (mức độ phân tán quốc tế của nhân lực và định hướng quản trị). Bộ dữ liệu WBES chỉ thu thập nhất quán</w:t>
+        <w:t xml:space="preserve">(degree of internationalization, DOI), phạm vi mà doanh nghiệp gắn hoạt động của mình với thị trường nước ngoài. Theo Sullivan (1994), mức độ quốc tế hóa là khái niệm đa chiều gồm ba thành phần: chiều theo doanh số (tỷ trọng doanh thu nước ngoài), chiều theo tài sản (tỷ trọng tài sản đặt ở nước ngoài) và chiều theo nhân sự, tâm lý (mức độ phân tán quốc tế của nhân lực và định hướng quản trị). Bộ dữ liệu WBES chỉ thu thập nhất quán</w:t>
       </w:r>
       <w:r>
         <w:t xml:space="preserve"> </w:t>
@@ -1775,7 +1775,7 @@
         <w:t xml:space="preserve"> </w:t>
       </w:r>
       <w:r>
-        <w:t xml:space="preserve">(foreign sales to total sales) — tỷ trọng doanh thu xuất khẩu trên tổng doanh thu, miền giá trị</w:t>
+        <w:t xml:space="preserve">(foreign sales to total sales), tỷ trọng doanh thu xuất khẩu trên tổng doanh thu, miền giá trị</w:t>
       </w:r>
       <w:r>
         <w:t xml:space="preserve"> </w:t>
@@ -11809,7 +11809,7 @@
           <w:iCs/>
           <w:i/>
         </w:rPr>
-        <w:t xml:space="preserve">Đối chiếu ký hiệu (áp dụng cho toàn bộ bảng định nghĩa biến Chương 3): các ký hiệu Anh chính tắc dùng xuyên suốt luận án trước đây được ghi bằng mnemonic tiếng Việt — FSTS (CDDXK, cường độ xuất khẩu), TCI (NLCN, năng lực công nghệ), DAI (CSS, chấp nhận số),</w:t>
+        <w:t xml:space="preserve">Đối chiếu ký hiệu (áp dụng cho toàn bộ bảng định nghĩa biến Chương 3): các ký hiệu Anh chính tắc dùng xuyên suốt luận án trước đây được ghi bằng mnemonic tiếng Việt, FSTS (CDDXK, cường độ xuất khẩu), TCI (NLCN, năng lực công nghệ), DAI (CSS, chấp nhận số),</w:t>
       </w:r>
       <w:r>
         <w:rPr>

--- a/dist/BO_NOP_HOAN_CHINH_2026-06/3_luan_an_chuong_phu_luc/chuong_3_phuong_phap_vi.docx
+++ b/dist/BO_NOP_HOAN_CHINH_2026-06/3_luan_an_chuong_phu_luc/chuong_3_phuong_phap_vi.docx
@@ -58,7 +58,7 @@
         <w:t xml:space="preserve"> </w:t>
       </w:r>
       <w:r>
-        <w:t xml:space="preserve">gồm hai giai đoạn bổ sung cho nhau. Giai đoạn thứ nhất là phân tích tổng hợp tài liệu để trả lời RQ1, còn giai đoạn thứ hai là phân tích thực nghiệm doanh nghiệp đa quốc gia để trả lời RQ2–RQ4. Hai giai đoạn đối thoại hai chiều: phân tích tổng hợp cung cấp cơ sở và gợi ý biến điều tiết cần kiểm định, còn thực nghiệm cung cấp bằng chứng bổ sung cho phân tích tổng hợp về bối cảnh châu Á và Pacific.</w:t>
+        <w:t xml:space="preserve">gồm hai giai đoạn bổ sung cho nhau. Giai đoạn thứ nhất là phân tích tổng hợp tài liệu để trả lời RQ1, còn giai đoạn thứ hai là phân tích thực nghiệm doanh nghiệp đa quốc gia để trả lời RQ2–RQ4. Hai giai đoạn bổ trợ lẫn nhau: phân tích tổng hợp đặt cơ sở và chỉ ra các biến điều tiết cần kiểm định; phân tích thực nghiệm bổ sung bằng chứng về bối cảnh châu Á và Pacific cho phân tích tổng hợp.</w:t>
       </w:r>
     </w:p>
     <w:p>
@@ -850,7 +850,7 @@
         <w:pStyle w:val="FirstParagraph"/>
       </w:pPr>
       <w:r>
-        <w:t xml:space="preserve">Bộ công cụ WBES đã trải qua ba thế hệ lược đồ với hệ thống mã biến và phạm vi phân hệ khác nhau: thế hệ PICS3 đời đầu, thế hệ Standardized toàn cầu áp dụng từ năm 2006, và thế hệ BREADY/BEE gần đây. Sự thay đổi này tạo ra thách thức then chốt cho hợp nhất đa quốc gia, vì cùng một khái niệm có thể được hỏi bằng trường khác nhau hoặc thiếu hẳn ở một số đợt. Luận án giải quyết bằng một lược đồ biến chung ánh xạ mọi trường dị biệt về các module cốt lõi bất biến của bộ công cụ toàn cầu, với tiêu chí vận hành để một đợt được nhận vào khung so sánh là sự hiện diện của các biến lõi đã hài hòa, cụ thể là doanh thu (d2), lao động (l1) và xuất khẩu trực tiếp cùng gián tiếp (d3b và d3c). Đợt khảo sát đáp ứng năm khảo sát từ 2006 nhưng chạy trên bộ công cụ khu vực cũ không chứa các biến lõi này bị loại do bất tương thích bộ công cụ chứ không phải do thiếu dữ liệu.</w:t>
+        <w:t xml:space="preserve">Bộ công cụ WBES đã trải qua ba thế hệ lược đồ với hệ thống mã biến và phạm vi phân hệ khác nhau: thế hệ PICS3 đời đầu, thế hệ Standardized toàn cầu áp dụng từ năm 2006, và thế hệ BREADY/BEE gần đây. Thay đổi này gây khó cho việc hợp nhất dữ liệu đa quốc gia, vì cùng một khái niệm có thể được hỏi bằng trường khác nhau, hoặc không xuất hiện ở một số đợt. Luận án giải quyết bằng một lược đồ biến chung ánh xạ mọi trường dị biệt về các module cốt lõi bất biến của bộ công cụ toàn cầu, với tiêu chí vận hành để một đợt được nhận vào khung so sánh là sự hiện diện của các biến lõi đã hài hòa, cụ thể là doanh thu (d2), lao động (l1) và xuất khẩu trực tiếp cùng gián tiếp (d3b và d3c). Đợt khảo sát đáp ứng năm khảo sát từ 2006 nhưng chạy trên bộ công cụ khu vực cũ không chứa các biến lõi này bị loại do bất tương thích bộ công cụ chứ không phải do thiếu dữ liệu.</w:t>
       </w:r>
     </w:p>
     <w:p>
@@ -1623,7 +1623,7 @@
         </m:d>
       </m:oMath>
       <w:r>
-        <w:t xml:space="preserve">, một phép biến đổi vừa nén đuôi phải của phân phối doanh thu vừa cho phép diễn giải hệ số theo phần trăm. Do doanh thu thô được báo cáo bằng nội tệ của từng nền kinh tế, mức năng suất thô không so sánh trực tiếp giữa các nước, một mối đe dọa hiệu lực được xử lý qua thiết kế ước lượng chứ không qua quy đổi tỷ giá danh nghĩa.</w:t>
+        <w:t xml:space="preserve">, một phép biến đổi vừa nén đuôi phải của phân phối doanh thu vừa cho phép diễn giải hệ số theo phần trăm. Do doanh thu thô được báo cáo bằng nội tệ của từng nền kinh tế, mức năng suất thô không so sánh trực tiếp được giữa các nước. Luận án xử lý đe dọa hiệu lực này bằng thiết kế ước lượng, không bằng quy đổi tỷ giá danh nghĩa.</w:t>
       </w:r>
     </w:p>
     <w:p>
@@ -1631,7 +1631,7 @@
         <w:pStyle w:val="BodyText"/>
       </w:pPr>
       <w:r>
-        <w:t xml:space="preserve">Trước khi ước lượng, năng suất lao động trải qua hai bước xử lý phân phối nhằm bảo đảm tính bền vững của ước lượng trước quan sát cực trị. Bước thứ nhất là cắt đuôi (winsorize) tại ngưỡng phân vị 1 và 99 áp dụng trong từng cặp nền kinh tế và năm, qua đó giới hạn ảnh hưởng của giá trị ngoại lai mà không loại bỏ quan sát khỏi mẫu. Bước thứ hai, chỉ áp dụng cho khung ước lượng đa quốc gia, là chuẩn hóa z trong từng cặp nền kinh tế và năm, đưa mọi quan sát về cùng thang vị thế tương đối trong phân phối nội bộ nước–năm. Phép chuẩn hóa này khử triệt để khác biệt đơn vị tiền tệ và mặt bằng giá, đồng thời bảo toàn cấu trúc biến thiên bên trong mỗi nước, nơi diễn ra việc nhận dạng quan hệ quốc tế hóa–hiệu quả. Đối với các nghiên cứu đơn quốc gia, doanh thu được biểu thị bằng một nội tệ duy nhất nên mức</w:t>
+        <w:t xml:space="preserve">Trước khi ước lượng, năng suất lao động trải qua hai bước xử lý phân phối nhằm bảo đảm tính bền vững của ước lượng trước quan sát cực trị. Bước thứ nhất là cắt đuôi (winsorize) tại ngưỡng phân vị 1 và 99 áp dụng trong từng cặp nền kinh tế và năm, qua đó giới hạn ảnh hưởng của giá trị ngoại lai mà không loại bỏ quan sát khỏi mẫu. Bước thứ hai, chỉ áp dụng cho khung ước lượng đa quốc gia, là chuẩn hóa z trong từng cặp nền kinh tế và năm, đưa mọi quan sát về cùng thang vị thế tương đối trong phân phối nội bộ nước–năm. Phép chuẩn hóa này loại bỏ khác biệt về đơn vị tiền tệ và mặt bằng giá, đồng thời giữ nguyên biến thiên trong nội bộ từng nước – nguồn biến thiên dùng để nhận dạng quan hệ quốc tế hóa–hiệu quả. Đối với các nghiên cứu đơn quốc gia, doanh thu được biểu thị bằng một nội tệ duy nhất nên mức</w:t>
       </w:r>
       <w:r>
         <w:t xml:space="preserve"> </w:t>
@@ -2083,7 +2083,7 @@
         <w:pStyle w:val="BodyText"/>
       </w:pPr>
       <w:r>
-        <w:t xml:space="preserve">Để kiểm định phi tuyến, mô hình đưa đồng thời số hạng bậc nhất và số hạng bậc hai của cường độ xuất khẩu. Trước khi tạo số hạng bậc hai, cường độ xuất khẩu được trung tâm hóa quanh trung bình trong từng đợt khảo sát hoặc trong từng mẫu gộp, một quy ước làm giảm tương quan giả tạo giữa số hạng tuyến tính và số hạng bình phương, qua đó cải thiện độ ổn định số học của ước lượng và làm rõ diễn giải hệ số tại điểm trung bình của mẫu. Điểm uốn của quan hệ chữ U ngược được khôi phục về thang gốc bằng cách cộng trung bình mẫu vào tỷ số</w:t>
+        <w:t xml:space="preserve">Để kiểm định phi tuyến, mô hình đưa đồng thời số hạng bậc nhất và số hạng bậc hai của cường độ xuất khẩu. Trước khi lập số hạng bậc hai, cường độ xuất khẩu được trung tâm hóa quanh trung bình của từng đợt khảo sát (hoặc từng mẫu gộp). Quy ước này giảm tương quan giả tạo giữa số hạng tuyến tính và số hạng bình phương, giúp ước lượng ổn định hơn về mặt số học và dễ diễn giải hệ số tại giá trị trung bình của mẫu. Điểm uốn của quan hệ chữ U ngược được khôi phục về thang gốc bằng cách cộng trung bình mẫu vào tỷ số</w:t>
       </w:r>
       <w:r>
         <w:t xml:space="preserve"> </w:t>
@@ -2172,7 +2172,7 @@
         <w:pStyle w:val="FirstParagraph"/>
       </w:pPr>
       <w:r>
-        <w:t xml:space="preserve">Sự thống nhất khái niệm của cường độ xuất khẩu xuyên các nghiên cứu thành phần không kéo theo một định nghĩa thao tác duy nhất, mà là một họ định nghĩa được hiệu chỉnh theo bản chất bộ công cụ của từng đợt và theo câu hỏi nghiên cứu. Khung đa quốc gia cộng gộp xuất khẩu trực tiếp và gián tiếp rồi chia cho một trăm để đưa về tỷ trọng, cụ thể</w:t>
+        <w:t xml:space="preserve">Cường độ xuất khẩu thống nhất về khái niệm nhưng không có một định nghĩa thao tác duy nhất; thay vào đó là nhiều định nghĩa được điều chỉnh theo bộ công cụ của từng đợt và theo câu hỏi nghiên cứu. Khung đa quốc gia cộng gộp xuất khẩu trực tiếp và gián tiếp rồi chia cho một trăm để đưa về tỷ trọng, cụ thể</w:t>
       </w:r>
       <w:r>
         <w:t xml:space="preserve"> </w:t>
@@ -3072,7 +3072,7 @@
         <w:pStyle w:val="FirstParagraph"/>
       </w:pPr>
       <w:r>
-        <w:t xml:space="preserve">Chỉ số chấp nhận số (Digital Adoption Index, DAI) được vận hành hóa theo nguyên tắc phân tầng nhằm phản ánh chiều sâu tăng dần của số hóa doanh nghiệp. Bậc 1 ghi nhận hiện diện số bề mặt qua chỉ báo website (trường c22b), một mục nhị phân khả dụng ở hầu hết các đợt khảo sát. Bậc 2 bổ sung các chức năng số kích hoạt giao dịch, cụ thể là thanh toán điện tử và tỷ trọng doanh thu qua kênh điện tử (trường k33), những mục chỉ xuất hiện ở các đợt khảo sát gần đây. Việc phân tầng tạo ra ba biến thể đo lường: biến thể chỉ Bậc 1 (đơn biến nhị phân) dùng ở Việt Nam và đảo nhỏ Thái Bình Dương, biến thể Bậc 1 cộng Bậc 2 dùng ở Singapore và khung đa quốc gia khi trường k33 có mặt, và biến thể thu gọn về Bậc 1 khi trường Bậc 2 thiếu. Khác biệt giữa các biến thể phản ánh ràng buộc khả dụng dữ liệu khách quan qua ba thế hệ bảng hỏi chứ không phải lựa chọn tùy ý.</w:t>
+        <w:t xml:space="preserve">Chỉ số chấp nhận số (Digital Adoption Index, DAI) được vận hành hóa theo nguyên tắc phân tầng nhằm phản ánh chiều sâu tăng dần của số hóa doanh nghiệp. Bậc 1 ghi nhận hiện diện số bề mặt qua chỉ báo website (trường c22b), một mục nhị phân khả dụng ở hầu hết các đợt khảo sát. Bậc 2 bổ sung các chức năng số kích hoạt giao dịch, cụ thể là thanh toán điện tử và tỷ trọng doanh thu qua kênh điện tử (trường k33), những mục chỉ xuất hiện ở các đợt khảo sát gần đây. Phân tầng tạo ra ba biến thể đo lường: chỉ Bậc 1 (một biến nhị phân) ở Việt Nam và đảo nhỏ Thái Bình Dương; Bậc 1 cộng Bậc 2 ở Singapore và khung đa quốc gia khi có trường k33; và thu gọn về Bậc 1 khi thiếu trường Bậc 2. Khác biệt giữa các biến thể phản ánh ràng buộc khả dụng dữ liệu khách quan qua ba thế hệ bảng hỏi chứ không phải lựa chọn tùy ý.</w:t>
       </w:r>
     </w:p>
     <w:p>
@@ -3202,7 +3202,7 @@
         <w:pStyle w:val="FirstParagraph"/>
       </w:pPr>
       <w:r>
-        <w:t xml:space="preserve">Khung thực nghiệm đưa vào một tập biến kiểm soát chuẩn trong nghiên cứu dữ liệu doanh nghiệp và kinh doanh quốc tế, nhằm tách hiệu ứng của quốc tế hóa và năng lực khỏi các yếu tố cấu trúc đồng biến với cả cường độ xuất khẩu lẫn năng suất. Quy mô doanh nghiệp được đo bằng logarit tự nhiên của số lao động toàn thời gian (mục l1 của WBES), một biến kiểm soát thiết yếu vì doanh nghiệp lớn vừa có xác suất xuất khẩu cao hơn vừa đạt năng suất cao hơn nhờ lợi thế quy mô; lấy logarit để xử lý phân phối lệch phải đặc trưng của biến quy mô. Tuổi doanh nghiệp được tính bằng số năm từ năm thành lập đến năm khảo sát, kiểm soát hiệu ứng học hỏi tích lũy và hiệu ứng sống sót, theo đó doanh nghiệp tồn tại lâu hơn có thể đã vượt qua các rào cản gia nhập và tích lũy năng lực.</w:t>
+        <w:t xml:space="preserve">Khung thực nghiệm đưa vào một tập biến kiểm soát chuẩn trong nghiên cứu dữ liệu doanh nghiệp và kinh doanh quốc tế, nhằm tách hiệu ứng của quốc tế hóa và năng lực khỏi các yếu tố cấu trúc đồng biến với cả cường độ xuất khẩu lẫn năng suất. Quy mô doanh nghiệp được đo bằng logarit tự nhiên của số lao động toàn thời gian (trường l1 của WBES). Đây là biến kiểm soát thiết yếu, vì doanh nghiệp lớn vừa dễ xuất khẩu hơn vừa đạt năng suất cao hơn nhờ lợi thế quy mô; lấy logarit nhằm xử lý phân phối lệch phải đặc trưng của biến quy mô. Tuổi doanh nghiệp được tính bằng số năm từ năm thành lập đến năm khảo sát, kiểm soát hiệu ứng học hỏi tích lũy và hiệu ứng sống sót, theo đó doanh nghiệp tồn tại lâu hơn có thể đã vượt qua các rào cản gia nhập và tích lũy năng lực.</w:t>
       </w:r>
     </w:p>
     <w:p>
@@ -3210,7 +3210,7 @@
         <w:pStyle w:val="BodyText"/>
       </w:pPr>
       <w:r>
-        <w:t xml:space="preserve">Sở hữu nước ngoài được đưa vào dưới dạng biến giả nhận giá trị một khi tỷ lệ sở hữu của nhà đầu tư nước ngoài đạt từ 10% trở lên, ngưỡng chuẩn của đầu tư trực tiếp nước ngoài, vì doanh nghiệp có vốn nước ngoài thường tiếp cận mạng lưới quốc tế, công nghệ và thị trường theo cách khác biệt về chất so với doanh nghiệp trong nước. Ngành được kiểm soát bằng hệ biến giả ngành nhằm hấp thụ chênh lệch năng suất và cường độ thương mại có hệ thống giữa các lĩnh vực. Quan trọng nhất, mọi mô hình gộp đều mang hiệu ứng cố định nền kinh tế và hiệu ứng cố định năm: hiệu ứng cố định nền kinh tế hấp thụ mọi khác biệt bất biến theo thời gian giữa các nền kinh tế, gồm mặt bằng giá, chế độ tỷ giá, chất lượng thể chế nền và quy mô thị trường nội địa; hiệu ứng cố định năm hấp thụ các cú sốc vĩ mô chung như chu kỳ kinh tế toàn cầu và biến động thương mại theo năm. Cấu trúc hiệu ứng cố định hai chiều này là then chốt vì nó loại bỏ chính các nhiễu cấp nền kinh tế và cấp thời gian dễ tạo tương quan giả giữa quốc tế hóa và hiệu quả, qua đó cô lập biến thiên trong nội bộ nền kinh tế và năm để nhận dạng quan hệ trọng tâm.</w:t>
+        <w:t xml:space="preserve">Sở hữu nước ngoài được đưa vào dưới dạng biến giả nhận giá trị một khi tỷ lệ sở hữu của nhà đầu tư nước ngoài đạt từ 10% trở lên, ngưỡng chuẩn của đầu tư trực tiếp nước ngoài, vì doanh nghiệp có vốn nước ngoài thường tiếp cận mạng lưới quốc tế, công nghệ và thị trường theo cách khác biệt về chất so với doanh nghiệp trong nước. Ngành được kiểm soát bằng hệ biến giả ngành nhằm hấp thụ chênh lệch năng suất và cường độ thương mại có hệ thống giữa các lĩnh vực. Đáng chú ý hơn cả, mọi mô hình gộp đều mang hiệu ứng cố định nền kinh tế và hiệu ứng cố định năm: hiệu ứng cố định nền kinh tế hấp thụ mọi khác biệt bất biến theo thời gian giữa các nền kinh tế, gồm mặt bằng giá, chế độ tỷ giá, chất lượng thể chế nền và quy mô thị trường nội địa; hiệu ứng cố định năm hấp thụ các cú sốc vĩ mô chung như chu kỳ kinh tế toàn cầu và biến động thương mại theo năm. Cấu trúc hiệu ứng cố định hai chiều này có vai trò quyết định: nó loại bỏ đúng các nhiễu ở cấp nền kinh tế và cấp thời gian vốn dễ tạo tương quan giả giữa quốc tế hóa và hiệu quả, nhờ đó cô lập biến thiên nội bộ nền kinh tế và năm để nhận dạng quan hệ trọng tâm.</w:t>
       </w:r>
     </w:p>
     <w:p>
@@ -3243,7 +3243,7 @@
         <w:pStyle w:val="FirstParagraph"/>
       </w:pPr>
       <w:r>
-        <w:t xml:space="preserve">Chế độ thể chế được vận hành hóa thành một biến phân loại số nguyên nhận giá trị từ một đến sáu theo phân loại ICRV, đi từ chế độ tiên tiến đổi mới đến chế độ đảo nhỏ Thái Bình Dương, trật tự tăng dần của số nhóm tương ứng với chất lượng thể chế giảm dần. Biến này được dùng theo hai vai trò trong khung đa quốc gia: làm biến điều tiết liên tục trong mô hình tương tác, nơi hiệu ứng chính của nó bị hấp thụ bởi hiệu ứng cố định nền kinh tế, và làm biến phân nhóm cho phân tích điểm uốn theo từng chế độ. Lựa chọn xử lý ICRV như biến số nguyên liên tục thay vì hệ biến giả là có chủ đích, nhằm giữ cỡ mẫu đủ lớn trong các mô hình điều tiết và ba chiều, nơi việc tách thành sáu biến giả tương tác sẽ làm phân mảnh mẫu và làm bất ổn ước lượng.</w:t>
+        <w:t xml:space="preserve">Chế độ thể chế được vận hành hóa thành một biến phân loại số nguyên nhận giá trị từ một đến sáu theo phân loại ICRV, đi từ chế độ tiên tiến đổi mới đến chế độ đảo nhỏ Thái Bình Dương, trật tự tăng dần của số nhóm tương ứng với chất lượng thể chế giảm dần. Biến này được dùng theo hai vai trò trong khung đa quốc gia: làm biến điều tiết liên tục trong mô hình tương tác, nơi hiệu ứng chính của nó bị hấp thụ bởi hiệu ứng cố định nền kinh tế, và làm biến phân nhóm cho phân tích điểm uốn theo từng chế độ. Luận án cố ý xử lý ICRV như biến số nguyên liên tục thay vì hệ biến giả, để giữ cỡ mẫu đủ lớn trong các mô hình điều tiết và ba chiều; nếu tách thành sáu biến giả tương tác, mẫu sẽ bị phân mảnh và ước lượng kém ổn định.</w:t>
       </w:r>
     </w:p>
     <w:p>
@@ -3251,7 +3251,7 @@
         <w:pStyle w:val="BodyText"/>
       </w:pPr>
       <w:r>
-        <w:t xml:space="preserve">Phân tích điểm uốn theo từng chế độ làm lộ rõ cấu trúc ba vùng đặc trưng của khu vực. Ở chế độ chuyển đổi thu nhập trung bình–thấp, vốn là chế độ neo ước lượng gộp, quan hệ chữ U ngược định hình sắc nét với điểm uốn quanh 43%. Ở chế độ tiên tiến đổi mới, gồm cả Nhật Bản, điểm uốn nằm gần hoặc vượt biên dữ liệu quan sát nên trong vùng dữ liệu quan hệ gần như tuyến tính dương, với điểm uốn xấp xỉ 80%. Ở các chế độ yếu nhất, chữ U ngược mất cấu trúc; riêng ở chế độ đảo nhỏ Thái Bình Dương số hạng bậc hai đổi dấu, không còn cực đại nội miền, nhất quán với gánh nặng quốc tế hóa bắt buộc ghi nhận ở nghiên cứu thành phần đảo nhỏ.</w:t>
+        <w:t xml:space="preserve">Phân tích điểm uốn theo từng chế độ cho thấy rõ cấu trúc ba vùng của khu vực. Ở chế độ chuyển đổi thu nhập trung bình–thấp, vốn là chế độ neo ước lượng gộp, quan hệ chữ U ngược định hình sắc nét với điểm uốn quanh 43%. Ở chế độ tiên tiến đổi mới, gồm cả Nhật Bản, điểm uốn nằm gần hoặc vượt biên dữ liệu quan sát nên trong vùng dữ liệu quan hệ gần như tuyến tính dương, với điểm uốn xấp xỉ 80%. Ở các chế độ yếu nhất, chữ U ngược mất cấu trúc; riêng ở chế độ đảo nhỏ Thái Bình Dương số hạng bậc hai đổi dấu, không còn cực đại nội miền, nhất quán với gánh nặng quốc tế hóa bắt buộc ghi nhận ở nghiên cứu thành phần đảo nhỏ.</w:t>
       </w:r>
     </w:p>
     <w:p>
@@ -5334,7 +5334,7 @@
         <w:t xml:space="preserve"> </w:t>
       </w:r>
       <w:r>
-        <w:t xml:space="preserve">trên thang trung tâm hóa rồi quy đổi về thang gốc bằng cách cộng trung bình mẫu. Vì điểm uốn là tỷ số phi tuyến của hai hệ số ước lượng, sai số chuẩn của nó không thể đọc trực tiếp từ bảng hồi quy. Luận án báo cáo khoảng tin cậy 95 phần trăm theo phương pháp delta (delta method), khai triển tuyến tính bậc nhất quanh ước lượng điểm để xấp xỉ phương sai của tỷ số (Haans et al., 2016). Ở các nghiên cứu có mật độ thưa quanh điểm uốn, luận án bổ sung khoảng tin cậy theo phương pháp lấy mẫu lại bootstrap nhằm nới lỏng giả định chuẩn của phương pháp delta và phản ánh tính bất đối xứng của phân phối điểm uốn trong mẫu hữu hạn. Khi kiểm định không bác bỏ tính đơn điệu trong phạm vi dữ liệu, kết quả được diễn giải là thông tin tích cực theo khung bão hòa chứ không phải là thất bại của giả thuyết phi tuyến, vì nó cho biết doanh nghiệp trong mẫu chưa vượt qua ngưỡng nơi lợi suất quốc tế hóa bắt đầu suy giảm.</w:t>
+        <w:t xml:space="preserve">trên thang trung tâm hóa rồi quy đổi về thang gốc bằng cách cộng trung bình mẫu. Vì điểm uốn là tỷ số phi tuyến của hai hệ số ước lượng, sai số chuẩn của nó không thể đọc trực tiếp từ bảng hồi quy. Luận án báo cáo khoảng tin cậy 95 phần trăm theo phương pháp delta (delta method), khai triển tuyến tính bậc nhất quanh ước lượng điểm để xấp xỉ phương sai của tỷ số (Haans et al., 2016). Ở các nghiên cứu có mật độ thưa quanh điểm uốn, luận án bổ sung khoảng tin cậy theo phương pháp lấy mẫu lại bootstrap nhằm nới lỏng giả định chuẩn của phương pháp delta và phản ánh tính bất đối xứng của phân phối điểm uốn trong mẫu hữu hạn. Khi kiểm định không bác bỏ tính đơn điệu trong phạm vi dữ liệu, kết quả được hiểu là thông tin hữu ích theo khung bão hòa, không phải là thất bại của giả thuyết phi tuyến: nó cho thấy doanh nghiệp trong mẫu chưa chạm ngưỡng mà lợi suất quốc tế hóa bắt đầu suy giảm.</w:t>
       </w:r>
     </w:p>
     <w:p>
@@ -5342,7 +5342,7 @@
         <w:pStyle w:val="BodyText"/>
       </w:pPr>
       <w:r>
-        <w:t xml:space="preserve">Cách vận hành thủ tục này thể hiện rõ ở các nghiên cứu thành phần. Ở Trung Quốc, kiểm định của Lind và Mehlum được kiểm chứng cho từng đợt qua điều kiện độ dốc dương có ý nghĩa tại biên trái khi cường độ xuất khẩu bằng 0 và độ dốc âm có ý nghĩa tại biên phải khi cường độ bằng 1; điểm uốn được khôi phục bằng phương pháp delta cùng khoảng tin cậy 95 phần trăm theo phổ thể chế của phương pháp delta, cho ra điểm uốn 49,4% với khoảng tin cậy từ 43,1% đến 55,7% năm 2012 và 47,2% với khoảng từ 40,8% đến 53,6% năm 2024, hai khoảng chồng lấn rộng; trên mẫu gộp điểm uốn là 48,8% với khoảng tin cậy từ 44,2% đến 53,4%. Ở khung đa quốc gia, ba điều kiện của Lind và Mehlum, gồm dấu hệ số, điểm uốn nằm chặt bên trong miền quan sát, và dấu độ dốc tại hai biên, được gộp thành một kiểm định giao điểm duy nhất. Trường hợp đảo nhỏ Thái Bình Dương minh họa giá trị thông tin của một kiểm định không bác bỏ: cả hai số hạng mất ý nghĩa khi đưa vào đồng thời do cộng tuyến cao trong mẫu cường độ thấp với trung bình cường độ chỉ 0,048, và hệ số bậc hai dương hàm ý dạng chữ U xuôi thay vì chữ U ngược, một sự đảo dạng bản thân nó nhất quán với quan hệ đơn điệu âm không có điểm quay nội miền.</w:t>
+        <w:t xml:space="preserve">Cách vận hành thủ tục này thể hiện rõ ở các nghiên cứu thành phần. Ở Trung Quốc, kiểm định của Lind và Mehlum được kiểm chứng cho từng đợt qua điều kiện độ dốc dương có ý nghĩa tại biên trái khi cường độ xuất khẩu bằng 0 và độ dốc âm có ý nghĩa tại biên phải khi cường độ bằng 1; điểm uốn được khôi phục bằng phương pháp delta cùng khoảng tin cậy 95 phần trăm theo phổ thể chế của phương pháp delta, cho ra điểm uốn 49,4% với khoảng tin cậy từ 43,1% đến 55,7% năm 2012 và 47,2% với khoảng từ 40,8% đến 53,6% năm 2024, hai khoảng chồng lấn rộng; trên mẫu gộp điểm uốn là 48,8% với khoảng tin cậy từ 44,2% đến 53,4%. Ở khung đa quốc gia, ba điều kiện của Lind và Mehlum, gồm dấu hệ số, điểm uốn nằm chặt bên trong miền quan sát, và dấu độ dốc tại hai biên, được gộp thành một kiểm định giao điểm duy nhất. Trường hợp đảo nhỏ Thái Bình Dương minh họa giá trị thông tin của một kiểm định không bác bỏ: cả hai số hạng mất ý nghĩa khi đưa vào đồng thời do cộng tuyến cao trong mẫu cường độ thấp với trung bình cường độ chỉ 0,048, và hệ số bậc hai dương hàm ý dạng chữ U xuôi thay vì chữ U ngược. Bản thân sự đảo dạng này nhất quán với quan hệ đơn điệu âm, không có điểm quay nội miền.</w:t>
       </w:r>
     </w:p>
     <w:bookmarkEnd w:id="52"/>
@@ -6963,7 +6963,7 @@
         <w:pStyle w:val="BodyText"/>
       </w:pPr>
       <w:r>
-        <w:t xml:space="preserve">Kiểm định được áp dụng riêng cho từng cặp hệ số trọng tâm, gồm số hạng bậc nhất, số hạng bậc hai và các hệ số trực tiếp của năng lực công nghệ và chấp nhận số. Việc tách kiểm định theo từng tham số cho phép phân biệt hai loại dịch chuyển có ý nghĩa lý thuyết khác nhau: dịch chuyển ở tham số độ cong báo hiệu hình dạng quan hệ thay đổi cấu trúc, còn dịch chuyển ở hệ số trực tiếp báo hiệu vai trò của một chiều năng lực biến đổi theo vòng đời số hóa mà không làm đổi dạng đường cong. Khung đa đợt của luận án vì vậy có thể kết luận, chẳng hạn, rằng ngưỡng tối ưu bền vững cấu trúc trong khi đóng góp trực tiếp của chấp nhận số lại biến thiên rõ rệt giữa các đợt. Ở nghiên cứu có sẵn lõi panel nhỏ gồm các doanh nghiệp xuất hiện ở cả hai đợt, kiểm định Paternoster được bổ trợ bằng sai số chuẩn phân cụm theo định danh doanh nghiệp nhằm xử lý tương quan nội nhóm.</w:t>
+        <w:t xml:space="preserve">Kiểm định được áp dụng riêng cho từng cặp hệ số trọng tâm, gồm số hạng bậc nhất, số hạng bậc hai và các hệ số trực tiếp của năng lực công nghệ và chấp nhận số. Tách kiểm định theo từng tham số giúp phân biệt hai loại dịch chuyển khác nhau về ý nghĩa lý thuyết: dịch chuyển ở tham số độ cong cho thấy hình dạng quan hệ thay đổi về cấu trúc; dịch chuyển ở hệ số trực tiếp cho thấy vai trò của một chiều năng lực thay đổi theo vòng đời số hóa mà không làm đổi dạng đường cong. Khung đa đợt của luận án vì vậy có thể kết luận, chẳng hạn, rằng ngưỡng tối ưu bền vững cấu trúc trong khi đóng góp trực tiếp của chấp nhận số lại biến thiên rõ rệt giữa các đợt. Ở nghiên cứu có sẵn lõi panel nhỏ gồm các doanh nghiệp xuất hiện ở cả hai đợt, kiểm định Paternoster được bổ trợ bằng sai số chuẩn phân cụm theo định danh doanh nghiệp nhằm xử lý tương quan nội nhóm.</w:t>
       </w:r>
     </w:p>
     <w:p>
@@ -6971,7 +6971,7 @@
         <w:pStyle w:val="BodyText"/>
       </w:pPr>
       <w:r>
-        <w:t xml:space="preserve">Thủ tục này cho ra hai kết cục đối lập về mặt lý thuyết tùy bối cảnh thể chế. Ở Trung Quốc, kiểm định không bác bỏ bình đẳng hệ số giữa hai đợt cho cả số hạng bậc nhất và bậc hai, với thống kê dịch chuyển bậc nhất bằng +0,82 (giá trị p bằng 0,412) và dịch chuyển bậc hai bằng −0,61 (giá trị p bằng 0,545), hỗ trợ cách diễn giải rằng ngưỡng chữ U ngược là một quy luật cấu trúc bền vững với điểm uốn ổn định quanh 48% bất kể thập niên. Tính bền vững này còn vững trước giới hạn mẫu: trên mẫu con chế biến chế tạo, điểm uốn là 48,1% năm 2012 và 46,4% năm 2024 với các thống kê Paternoster vẫn không có ý nghĩa. Ngược lại, ở Ấn Độ, kiểm định Paternoster xuyên đợt bác bỏ bình đẳng hệ số ở mức rất nhỏ hơn 0,0001 cho cả số hạng tuyến tính và bậc hai, một sự sụp đổ trùng với thập niên thay đổi thể chế ngoại lệ gồm bãi bỏ tiền mặt, thuế hàng hóa và dịch vụ, luật phá sản, hạ tầng thanh toán hợp nhất, chương trình khuyến khích sản xuất và đại dịch. Sự đối lập giữa bền vững ở Trung Quốc và sụp đổ ở Ấn Độ chính là giá trị nhận dạng của kiểm định xuyên đợt: nó phân biệt được dịch chuyển cấu trúc thực do cú sốc thể chế khỏi biến thiên ngẫu nhiên của mẫu.</w:t>
+        <w:t xml:space="preserve">Thủ tục này cho ra hai kết cục đối lập về mặt lý thuyết tùy bối cảnh thể chế. Ở Trung Quốc, kiểm định không bác bỏ bình đẳng hệ số giữa hai đợt cho cả số hạng bậc nhất và bậc hai, với thống kê dịch chuyển bậc nhất bằng +0,82 (giá trị p bằng 0,412) và dịch chuyển bậc hai bằng −0,61 (giá trị p bằng 0,545), hỗ trợ cách diễn giải rằng ngưỡng chữ U ngược là một quy luật cấu trúc bền vững với điểm uốn ổn định quanh 48% bất kể thập niên. Tính bền vững này còn vững trước giới hạn mẫu: trên mẫu con chế biến chế tạo, điểm uốn là 48,1% năm 2012 và 46,4% năm 2024 với các thống kê Paternoster vẫn không có ý nghĩa. Ngược lại, ở Ấn Độ, kiểm định Paternoster xuyên đợt bác bỏ bình đẳng hệ số ở mức rất nhỏ hơn 0,0001 cho cả số hạng tuyến tính và bậc hai, một sự sụp đổ trùng với thập niên thay đổi thể chế ngoại lệ gồm bãi bỏ tiền mặt, thuế hàng hóa và dịch vụ, luật phá sản, hạ tầng thanh toán hợp nhất, chương trình khuyến khích sản xuất và đại dịch. Tương phản giữa tính bền vững ở Trung Quốc và sự sụp đổ ở Ấn Độ cho thấy chính giá trị nhận dạng của kiểm định xuyên đợt: nó tách được dịch chuyển cấu trúc thực do cú sốc thể chế khỏi biến thiên ngẫu nhiên của mẫu.</w:t>
       </w:r>
     </w:p>
     <w:bookmarkEnd w:id="57"/>
@@ -40065,7 +40065,7 @@
         <w:pStyle w:val="FirstParagraph"/>
       </w:pPr>
       <w:r>
-        <w:t xml:space="preserve">Vì dữ liệu chủ đạo của luận án là lát cắt ngang lặp lại (repeated cross-sections) chứ không phải bảng cân bằng theo dõi cùng doanh nghiệp qua thời gian, luận án thừa nhận minh bạch các ranh giới suy luận và áp dụng một chiến lược nhận dạng nhiều lớp để củng cố tính giá trị nội tại trong giới hạn cho phép. Thứ nhất, mọi mô hình đa quốc gia đều bao gồm hiệu ứng cố định hai chiều (nền kinh tế và năm), qua đó hấp thụ toàn bộ thành phần bất biến theo nước (tiền tệ, mặt bằng giá, chế độ kế toán, đặc điểm thể chế ổn định) và các cú sốc chung theo năm; hệ số quan hệ quốc tế hóa và hiệu quả do đó được nhận dạng từ biến thiên nội bộ nền kinh tế–năm, không bị nhiễu bởi khác biệt cấu trúc cố định giữa các nước (Wooldridge, 2010). Thứ hai, ở các nghiên cứu đơn quốc gia, luận án bổ sung biến công cụ (instrumental variable) cho năng lực công nghệ, với các kiểm định độ mạnh công cụ (first-stage F) và over-identification phù hợp, nhằm tách hiệu ứng nhân quả khỏi nội sinh do lựa chọn và đồng thời (P3, P5). Cần phân biệt nội sinh của năng lực, vốn được xử lý bằng biến công cụ nói trên, với một mối đe dọa nhận dạng riêng là tự chọn lọc tham gia xuất khẩu: theo logic Melitz (2003), doanh nghiệp năng suất cao tự chọn vào xuất khẩu, nên hệ số FSTS có thể trộn lẫn hiệu ứng nhân quả của quốc tế hóa với sự chọn lọc có sẵn. Luận án khoanh vùng đe dọa này theo ba cách: (i) hiệu ứng cố định hai chiều cùng chuẩn hóa within country–year hấp thụ chênh lệch mức năng suất cố định giữa doanh nghiệp xuất khẩu và không xuất khẩu ở tầng nền kinh tế–năm; (ii) đối tượng suy luận trọng tâm là hình dạng phi tuyến (độ cong và vị trí điểm uốn) chứ không chỉ là mức hệ số, mà một câu chuyện chọn lọc mức đơn thuần khó tạo ra một cực đại nội vùng có hệ thống; và (iii) nghiên cứu Singapore (P4) bổ sung hiệu chỉnh chọn lọc kiểu Heckman với tỷ số Mills nghịch đảo như một kiểm tra cục bộ. Tuy vậy, do hiệu chỉnh chọn lọc tham gia không được thực hiện đồng bộ ở mọi nghiên cứu thành phần, luận án thừa nhận đây là một ranh giới suy luận còn lại của thiết kế lát cắt ngang. Một kiểm tra chọn lọc kiểu Heckman ở cấp gộp 50 nền (Mục 4.6.8) củng cố thêm: khi thêm tỷ số Mills nghịch đảo từ probit tham gia xuất khẩu, độ cong chữ U ngược và điểm uốn gần như không đổi và bản thân tỷ số Mills không có ý nghĩa, cho thấy thiên lệch tự chọn lọc trong độ cong ước lượng là không đáng kể trong miền dữ liệu. Thứ ba, độ ổn định của ước lượng trước thay đổi do biến bỏ sót được đánh giá bằng giới hạn δ-stability theo Oster (2019), một chuẩn mực ngày càng được áp dụng trong nghiên cứu thực nghiệm khi không có thiết kế thực nghiệm thuần túy. Cuối cùng, luận án tuân thủ nguyên tắc báo cáo trung thực: các kết quả từ mẫu nhỏ hoặc thiếu công suất (ví dụ mẫu chỉ gồm doanh nghiệp xuất khẩu tại SIDS) được trình bày như</w:t>
+        <w:t xml:space="preserve">Vì dữ liệu chủ đạo của luận án là lát cắt ngang lặp lại (repeated cross-sections) chứ không phải bảng cân bằng theo dõi cùng doanh nghiệp qua thời gian, luận án thừa nhận minh bạch các ranh giới suy luận và áp dụng một chiến lược nhận dạng nhiều lớp để củng cố tính giá trị nội tại trong giới hạn cho phép. Thứ nhất, mọi mô hình đa quốc gia đều bao gồm hiệu ứng cố định hai chiều (nền kinh tế và năm), qua đó hấp thụ toàn bộ thành phần bất biến theo nước (tiền tệ, mặt bằng giá, chế độ kế toán, đặc điểm thể chế ổn định) và các cú sốc chung theo năm; hệ số quan hệ quốc tế hóa và hiệu quả do đó được nhận dạng từ biến thiên nội bộ nền kinh tế–năm, không bị nhiễu bởi khác biệt cấu trúc cố định giữa các nước (Wooldridge, 2010). Thứ hai, ở các nghiên cứu đơn quốc gia, luận án bổ sung biến công cụ (instrumental variable) cho năng lực công nghệ, với các kiểm định độ mạnh công cụ (first-stage F) và over-identification phù hợp, nhằm tách hiệu ứng nhân quả khỏi nội sinh do lựa chọn và đồng thời (P3, P5). Cần phân biệt nội sinh của năng lực, vốn được xử lý bằng biến công cụ nói trên, với một mối đe dọa nhận dạng riêng là tự chọn lọc tham gia xuất khẩu: theo logic Melitz (2003), doanh nghiệp năng suất cao tự chọn vào xuất khẩu, nên hệ số FSTS có thể trộn lẫn hiệu ứng nhân quả của quốc tế hóa với sự chọn lọc có sẵn. Luận án khoanh vùng đe dọa này theo ba cách: (i) hiệu ứng cố định hai chiều cùng chuẩn hóa within country–year hấp thụ chênh lệch mức năng suất cố định giữa doanh nghiệp xuất khẩu và không xuất khẩu ở tầng nền kinh tế–năm; (ii) đối tượng suy luận trọng tâm là hình dạng phi tuyến (độ cong và vị trí điểm uốn) chứ không chỉ là mức hệ số, mà một câu chuyện chọn lọc mức đơn thuần khó tạo ra một cực đại nội vùng có hệ thống; và (iii) nghiên cứu Singapore (P4) bổ sung hiệu chỉnh chọn lọc kiểu Heckman với tỷ số Mills nghịch đảo như một kiểm tra cục bộ. Tuy vậy, do hiệu chỉnh chọn lọc tham gia không được thực hiện đồng bộ ở mọi nghiên cứu thành phần, luận án thừa nhận đây là một ranh giới suy luận còn lại của thiết kế lát cắt ngang. Một kiểm tra chọn lọc kiểu Heckman ở cấp gộp 50 nền (Mục 4.6.8) củng cố thêm: khi thêm tỷ số Mills nghịch đảo từ probit tham gia xuất khẩu, độ cong chữ U ngược và điểm uốn gần như không đổi và bản thân tỷ số Mills không có ý nghĩa, cho thấy thiên lệch tự chọn lọc trong độ cong ước lượng là không đáng kể trong miền dữ liệu. Thứ ba, độ ổn định của ước lượng trước thay đổi do biến bỏ sót được đánh giá bằng giới hạn δ-stability theo Oster (2019), một chuẩn mực ngày càng được áp dụng trong nghiên cứu thực nghiệm khi không có thiết kế thực nghiệm thuần túy. Sau cùng, luận án tuân thủ nguyên tắc báo cáo trung thực. Các kết quả từ mẫu nhỏ hoặc thiếu công suất (ví dụ mẫu chỉ gồm doanh nghiệp xuất khẩu tại SIDS) được trình bày như</w:t>
       </w:r>
       <w:r>
         <w:t xml:space="preserve"> </w:t>
@@ -40083,7 +40083,7 @@
         <w:t xml:space="preserve"> </w:t>
       </w:r>
       <w:r>
-        <w:t xml:space="preserve">(inferential bounds) chứ không phải bằng chứng nhân quả khẳng định, và mọi suy luận về điều tiết thể chế được neo đồng thời vào hai nguồn độc lập là kiểm định điều tiết của phân tích tổng hợp và phổ điểm uốn của mô hình đa quốc gia (xem Mục 4.2.3, Mục 4.6.2). Cách tiếp cận đa lớp này tuân theo các khuyến nghị về suy luận từ dữ liệu quan sát quy mô lớn (Angrist &amp; Pischke, 2009). Một giới hạn đo lường cần lưu ý là</w:t>
+        <w:t xml:space="preserve">(inferential bounds), không phải bằng chứng nhân quả khẳng định. Mọi suy luận về điều tiết thể chế đều được neo đồng thời vào hai nguồn độc lập là kiểm định điều tiết của phân tích tổng hợp và phổ điểm uốn của mô hình đa quốc gia (xem Mục 4.2.3, Mục 4.6.2). Cách tiếp cận đa lớp này tuân theo các khuyến nghị về suy luận từ dữ liệu quan sát quy mô lớn (Angrist &amp; Pischke, 2009). Một giới hạn đo lường cần lưu ý là</w:t>
       </w:r>
       <w:r>
         <w:t xml:space="preserve"> </w:t>
@@ -40197,7 +40197,7 @@
         <w:pStyle w:val="BodyText"/>
       </w:pPr>
       <w:r>
-        <w:t xml:space="preserve">Nguyên tắc tương tự áp dụng cho các kết quả điều tiết không có ý nghĩa trong khung đa quốc gia. Năng lực công nghệ vào mô hình với hiệu ứng mức dương và rất có ý nghĩa, cho thấy doanh nghiệp năng lực cao hơn năng suất hơn ở mọi mức quốc tế hóa, nhưng các số hạng tương tác với cường độ xuất khẩu đều không có ý nghĩa và điểm uốn gần như không đổi, nghĩa là năng lực nâng nền mà không bẻ cong đường. Kết quả không có ý nghĩa của các số hạng tương tác vì vậy không bị diễn giải là thất bại đo lường mà là bằng chứng tích cực cho cách phân vai năng lực công nghệ là bộ tăng mức chứ không phải bộ điều tiết độ cong, một kết luận được củng cố thêm bởi sự nhất quán của hiệu ứng mức dương của năng lực công nghệ ở các nghiên cứu đơn quốc gia. Việc đối chiếu chéo giữa hiệu ứng mức ổn định và hiệu ứng điều tiết không có ý nghĩa, lặp lại qua nhiều nghiên cứu thành phần và nhiều chế độ thể chế, là chính cấu trúc bằng chứng cho phép luận án phân biệt một quy luật cấu trúc bền vững khỏi một hiệu ứng ngẫu nhiên của mẫu.</w:t>
+        <w:t xml:space="preserve">Nguyên tắc tương tự áp dụng cho các kết quả điều tiết không có ý nghĩa trong khung đa quốc gia. Năng lực công nghệ vào mô hình với hiệu ứng mức dương và rất có ý nghĩa, cho thấy doanh nghiệp năng lực cao hơn năng suất hơn ở mọi mức quốc tế hóa, nhưng các số hạng tương tác với cường độ xuất khẩu đều không có ý nghĩa và điểm uốn gần như không đổi, nghĩa là năng lực nâng nền mà không bẻ cong đường. Kết quả không có ý nghĩa của các số hạng tương tác vì vậy không bị diễn giải là thất bại đo lường mà là bằng chứng tích cực cho cách phân vai năng lực công nghệ là bộ tăng mức chứ không phải bộ điều tiết độ cong, một kết luận được củng cố thêm bởi sự nhất quán của hiệu ứng mức dương của năng lực công nghệ ở các nghiên cứu đơn quốc gia. Chính việc đối chiếu chéo giữa hiệu ứng mức ổn định và hiệu ứng điều tiết không có ý nghĩa – lặp lại qua nhiều nghiên cứu thành phần và nhiều chế độ thể chế – tạo nên cấu trúc bằng chứng giúp luận án phân biệt một quy luật cấu trúc bền vững khỏi một hiệu ứng ngẫu nhiên của mẫu.</w:t>
       </w:r>
     </w:p>
     <w:bookmarkEnd w:id="79"/>
